--- a/Projektdokumentation_AutoMedic.docx
+++ b/Projektdokumentation_AutoMedic.docx
@@ -96,12 +96,6 @@
         <w:gridCol w:w="6470"/>
       </w:tblGrid>
       <w:tr>
-        <w:tblPrEx>
-          <w:tblCellMar>
-            <w:top w:w="0" w:type="dxa"/>
-            <w:bottom w:w="0" w:type="dxa"/>
-          </w:tblCellMar>
-        </w:tblPrEx>
         <w:tc>
           <w:tcPr>
             <w:tcW w:w="2600" w:type="dxa"/>
@@ -159,12 +153,6 @@
         </w:tc>
       </w:tr>
       <w:tr>
-        <w:tblPrEx>
-          <w:tblCellMar>
-            <w:top w:w="0" w:type="dxa"/>
-            <w:bottom w:w="0" w:type="dxa"/>
-          </w:tblCellMar>
-        </w:tblPrEx>
         <w:tc>
           <w:tcPr>
             <w:tcW w:w="2600" w:type="dxa"/>
@@ -222,12 +210,6 @@
         </w:tc>
       </w:tr>
       <w:tr>
-        <w:tblPrEx>
-          <w:tblCellMar>
-            <w:top w:w="0" w:type="dxa"/>
-            <w:bottom w:w="0" w:type="dxa"/>
-          </w:tblCellMar>
-        </w:tblPrEx>
         <w:tc>
           <w:tcPr>
             <w:tcW w:w="2600" w:type="dxa"/>
@@ -279,32 +261,12 @@
                 <w:sz w:val="21"/>
                 <w:szCs w:val="21"/>
               </w:rPr>
-              <w:t>WWI25B1</w:t>
-            </w:r>
-            <w:r>
-              <w:rPr>
-                <w:sz w:val="21"/>
-                <w:szCs w:val="21"/>
-              </w:rPr>
-              <w:t xml:space="preserve"> / </w:t>
-            </w:r>
-            <w:r>
-              <w:rPr>
-                <w:sz w:val="21"/>
-                <w:szCs w:val="21"/>
-              </w:rPr>
-              <w:t>Gruppe 3</w:t>
+              <w:t>WWI25B1 / Gruppe 3</w:t>
             </w:r>
           </w:p>
         </w:tc>
       </w:tr>
       <w:tr>
-        <w:tblPrEx>
-          <w:tblCellMar>
-            <w:top w:w="0" w:type="dxa"/>
-            <w:bottom w:w="0" w:type="dxa"/>
-          </w:tblCellMar>
-        </w:tblPrEx>
         <w:tc>
           <w:tcPr>
             <w:tcW w:w="2600" w:type="dxa"/>
@@ -358,12 +320,6 @@
         </w:tc>
       </w:tr>
       <w:tr>
-        <w:tblPrEx>
-          <w:tblCellMar>
-            <w:top w:w="0" w:type="dxa"/>
-            <w:bottom w:w="0" w:type="dxa"/>
-          </w:tblCellMar>
-        </w:tblPrEx>
         <w:tc>
           <w:tcPr>
             <w:tcW w:w="2600" w:type="dxa"/>
@@ -422,12 +378,6 @@
         </w:tc>
       </w:tr>
       <w:tr>
-        <w:tblPrEx>
-          <w:tblCellMar>
-            <w:top w:w="0" w:type="dxa"/>
-            <w:bottom w:w="0" w:type="dxa"/>
-          </w:tblCellMar>
-        </w:tblPrEx>
         <w:tc>
           <w:tcPr>
             <w:tcW w:w="2600" w:type="dxa"/>
@@ -485,12 +435,6 @@
         </w:tc>
       </w:tr>
       <w:tr>
-        <w:tblPrEx>
-          <w:tblCellMar>
-            <w:top w:w="0" w:type="dxa"/>
-            <w:bottom w:w="0" w:type="dxa"/>
-          </w:tblCellMar>
-        </w:tblPrEx>
         <w:tc>
           <w:tcPr>
             <w:tcW w:w="2600" w:type="dxa"/>
@@ -573,7 +517,7 @@
       <w:sdtContent>
         <w:p>
           <w:pPr>
-            <w:pStyle w:val="Verzeichnis1"/>
+            <w:pStyle w:val="TOC1"/>
             <w:tabs>
               <w:tab w:val="right" w:leader="dot" w:pos="9060"/>
             </w:tabs>
@@ -643,7 +587,7 @@
         </w:p>
         <w:p>
           <w:pPr>
-            <w:pStyle w:val="Verzeichnis1"/>
+            <w:pStyle w:val="TOC1"/>
             <w:tabs>
               <w:tab w:val="right" w:leader="dot" w:pos="9060"/>
             </w:tabs>
@@ -704,7 +648,7 @@
         </w:p>
         <w:p>
           <w:pPr>
-            <w:pStyle w:val="Verzeichnis1"/>
+            <w:pStyle w:val="TOC1"/>
             <w:tabs>
               <w:tab w:val="right" w:leader="dot" w:pos="9060"/>
             </w:tabs>
@@ -765,7 +709,7 @@
         </w:p>
         <w:p>
           <w:pPr>
-            <w:pStyle w:val="Verzeichnis2"/>
+            <w:pStyle w:val="TOC2"/>
             <w:tabs>
               <w:tab w:val="right" w:leader="dot" w:pos="9060"/>
             </w:tabs>
@@ -826,7 +770,7 @@
         </w:p>
         <w:p>
           <w:pPr>
-            <w:pStyle w:val="Verzeichnis2"/>
+            <w:pStyle w:val="TOC2"/>
             <w:tabs>
               <w:tab w:val="right" w:leader="dot" w:pos="9060"/>
             </w:tabs>
@@ -887,7 +831,7 @@
         </w:p>
         <w:p>
           <w:pPr>
-            <w:pStyle w:val="Verzeichnis2"/>
+            <w:pStyle w:val="TOC2"/>
             <w:tabs>
               <w:tab w:val="right" w:leader="dot" w:pos="9060"/>
             </w:tabs>
@@ -948,7 +892,7 @@
         </w:p>
         <w:p>
           <w:pPr>
-            <w:pStyle w:val="Verzeichnis2"/>
+            <w:pStyle w:val="TOC2"/>
             <w:tabs>
               <w:tab w:val="right" w:leader="dot" w:pos="9060"/>
             </w:tabs>
@@ -1009,7 +953,7 @@
         </w:p>
         <w:p>
           <w:pPr>
-            <w:pStyle w:val="Verzeichnis1"/>
+            <w:pStyle w:val="TOC1"/>
             <w:tabs>
               <w:tab w:val="right" w:leader="dot" w:pos="9060"/>
             </w:tabs>
@@ -1070,7 +1014,7 @@
         </w:p>
         <w:p>
           <w:pPr>
-            <w:pStyle w:val="Verzeichnis2"/>
+            <w:pStyle w:val="TOC2"/>
             <w:tabs>
               <w:tab w:val="right" w:leader="dot" w:pos="9060"/>
             </w:tabs>
@@ -1131,7 +1075,7 @@
         </w:p>
         <w:p>
           <w:pPr>
-            <w:pStyle w:val="Verzeichnis2"/>
+            <w:pStyle w:val="TOC2"/>
             <w:tabs>
               <w:tab w:val="right" w:leader="dot" w:pos="9060"/>
             </w:tabs>
@@ -1192,7 +1136,7 @@
         </w:p>
         <w:p>
           <w:pPr>
-            <w:pStyle w:val="Verzeichnis2"/>
+            <w:pStyle w:val="TOC2"/>
             <w:tabs>
               <w:tab w:val="right" w:leader="dot" w:pos="9060"/>
             </w:tabs>
@@ -1253,7 +1197,7 @@
         </w:p>
         <w:p>
           <w:pPr>
-            <w:pStyle w:val="Verzeichnis2"/>
+            <w:pStyle w:val="TOC2"/>
             <w:tabs>
               <w:tab w:val="right" w:leader="dot" w:pos="9060"/>
             </w:tabs>
@@ -1314,7 +1258,7 @@
         </w:p>
         <w:p>
           <w:pPr>
-            <w:pStyle w:val="Verzeichnis2"/>
+            <w:pStyle w:val="TOC2"/>
             <w:tabs>
               <w:tab w:val="right" w:leader="dot" w:pos="9060"/>
             </w:tabs>
@@ -1375,7 +1319,7 @@
         </w:p>
         <w:p>
           <w:pPr>
-            <w:pStyle w:val="Verzeichnis1"/>
+            <w:pStyle w:val="TOC1"/>
             <w:tabs>
               <w:tab w:val="right" w:leader="dot" w:pos="9060"/>
             </w:tabs>
@@ -1436,7 +1380,7 @@
         </w:p>
         <w:p>
           <w:pPr>
-            <w:pStyle w:val="Verzeichnis2"/>
+            <w:pStyle w:val="TOC2"/>
             <w:tabs>
               <w:tab w:val="right" w:leader="dot" w:pos="9060"/>
             </w:tabs>
@@ -1497,7 +1441,7 @@
         </w:p>
         <w:p>
           <w:pPr>
-            <w:pStyle w:val="Verzeichnis2"/>
+            <w:pStyle w:val="TOC2"/>
             <w:tabs>
               <w:tab w:val="right" w:leader="dot" w:pos="9060"/>
             </w:tabs>
@@ -1558,7 +1502,7 @@
         </w:p>
         <w:p>
           <w:pPr>
-            <w:pStyle w:val="Verzeichnis2"/>
+            <w:pStyle w:val="TOC2"/>
             <w:tabs>
               <w:tab w:val="right" w:leader="dot" w:pos="9060"/>
             </w:tabs>
@@ -1619,7 +1563,7 @@
         </w:p>
         <w:p>
           <w:pPr>
-            <w:pStyle w:val="Verzeichnis2"/>
+            <w:pStyle w:val="TOC2"/>
             <w:tabs>
               <w:tab w:val="right" w:leader="dot" w:pos="9060"/>
             </w:tabs>
@@ -1680,7 +1624,7 @@
         </w:p>
         <w:p>
           <w:pPr>
-            <w:pStyle w:val="Verzeichnis1"/>
+            <w:pStyle w:val="TOC1"/>
             <w:tabs>
               <w:tab w:val="right" w:leader="dot" w:pos="9060"/>
             </w:tabs>
@@ -1741,7 +1685,7 @@
         </w:p>
         <w:p>
           <w:pPr>
-            <w:pStyle w:val="Verzeichnis2"/>
+            <w:pStyle w:val="TOC2"/>
             <w:tabs>
               <w:tab w:val="right" w:leader="dot" w:pos="9060"/>
             </w:tabs>
@@ -1802,7 +1746,7 @@
         </w:p>
         <w:p>
           <w:pPr>
-            <w:pStyle w:val="Verzeichnis2"/>
+            <w:pStyle w:val="TOC2"/>
             <w:tabs>
               <w:tab w:val="right" w:leader="dot" w:pos="9060"/>
             </w:tabs>
@@ -1863,7 +1807,7 @@
         </w:p>
         <w:p>
           <w:pPr>
-            <w:pStyle w:val="Verzeichnis2"/>
+            <w:pStyle w:val="TOC2"/>
             <w:tabs>
               <w:tab w:val="right" w:leader="dot" w:pos="9060"/>
             </w:tabs>
@@ -1924,7 +1868,7 @@
         </w:p>
         <w:p>
           <w:pPr>
-            <w:pStyle w:val="Verzeichnis2"/>
+            <w:pStyle w:val="TOC2"/>
             <w:tabs>
               <w:tab w:val="right" w:leader="dot" w:pos="9060"/>
             </w:tabs>
@@ -1985,7 +1929,7 @@
         </w:p>
         <w:p>
           <w:pPr>
-            <w:pStyle w:val="Verzeichnis2"/>
+            <w:pStyle w:val="TOC2"/>
             <w:tabs>
               <w:tab w:val="right" w:leader="dot" w:pos="9060"/>
             </w:tabs>
@@ -2046,7 +1990,7 @@
         </w:p>
         <w:p>
           <w:pPr>
-            <w:pStyle w:val="Verzeichnis1"/>
+            <w:pStyle w:val="TOC1"/>
             <w:tabs>
               <w:tab w:val="right" w:leader="dot" w:pos="9060"/>
             </w:tabs>
@@ -2107,7 +2051,7 @@
         </w:p>
         <w:p>
           <w:pPr>
-            <w:pStyle w:val="Verzeichnis2"/>
+            <w:pStyle w:val="TOC2"/>
             <w:tabs>
               <w:tab w:val="right" w:leader="dot" w:pos="9060"/>
             </w:tabs>
@@ -2168,7 +2112,7 @@
         </w:p>
         <w:p>
           <w:pPr>
-            <w:pStyle w:val="Verzeichnis2"/>
+            <w:pStyle w:val="TOC2"/>
             <w:tabs>
               <w:tab w:val="right" w:leader="dot" w:pos="9060"/>
             </w:tabs>
@@ -2229,7 +2173,7 @@
         </w:p>
         <w:p>
           <w:pPr>
-            <w:pStyle w:val="Verzeichnis2"/>
+            <w:pStyle w:val="TOC2"/>
             <w:tabs>
               <w:tab w:val="right" w:leader="dot" w:pos="9060"/>
             </w:tabs>
@@ -2290,7 +2234,7 @@
         </w:p>
         <w:p>
           <w:pPr>
-            <w:pStyle w:val="Verzeichnis2"/>
+            <w:pStyle w:val="TOC2"/>
             <w:tabs>
               <w:tab w:val="right" w:leader="dot" w:pos="9060"/>
             </w:tabs>
@@ -2351,7 +2295,7 @@
         </w:p>
         <w:p>
           <w:pPr>
-            <w:pStyle w:val="Verzeichnis2"/>
+            <w:pStyle w:val="TOC2"/>
             <w:tabs>
               <w:tab w:val="right" w:leader="dot" w:pos="9060"/>
             </w:tabs>
@@ -2412,7 +2356,7 @@
         </w:p>
         <w:p>
           <w:pPr>
-            <w:pStyle w:val="Verzeichnis2"/>
+            <w:pStyle w:val="TOC2"/>
             <w:tabs>
               <w:tab w:val="right" w:leader="dot" w:pos="9060"/>
             </w:tabs>
@@ -2473,7 +2417,7 @@
         </w:p>
         <w:p>
           <w:pPr>
-            <w:pStyle w:val="Verzeichnis2"/>
+            <w:pStyle w:val="TOC2"/>
             <w:tabs>
               <w:tab w:val="right" w:leader="dot" w:pos="9060"/>
             </w:tabs>
@@ -2534,7 +2478,7 @@
         </w:p>
         <w:p>
           <w:pPr>
-            <w:pStyle w:val="Verzeichnis1"/>
+            <w:pStyle w:val="TOC1"/>
             <w:tabs>
               <w:tab w:val="right" w:leader="dot" w:pos="9060"/>
             </w:tabs>
@@ -2595,7 +2539,7 @@
         </w:p>
         <w:p>
           <w:pPr>
-            <w:pStyle w:val="Verzeichnis2"/>
+            <w:pStyle w:val="TOC2"/>
             <w:tabs>
               <w:tab w:val="right" w:leader="dot" w:pos="9060"/>
             </w:tabs>
@@ -2656,7 +2600,7 @@
         </w:p>
         <w:p>
           <w:pPr>
-            <w:pStyle w:val="Verzeichnis2"/>
+            <w:pStyle w:val="TOC2"/>
             <w:tabs>
               <w:tab w:val="right" w:leader="dot" w:pos="9060"/>
             </w:tabs>
@@ -2717,7 +2661,7 @@
         </w:p>
         <w:p>
           <w:pPr>
-            <w:pStyle w:val="Verzeichnis2"/>
+            <w:pStyle w:val="TOC2"/>
             <w:tabs>
               <w:tab w:val="right" w:leader="dot" w:pos="9060"/>
             </w:tabs>
@@ -2778,7 +2722,7 @@
         </w:p>
         <w:p>
           <w:pPr>
-            <w:pStyle w:val="Verzeichnis1"/>
+            <w:pStyle w:val="TOC1"/>
             <w:tabs>
               <w:tab w:val="right" w:leader="dot" w:pos="9060"/>
             </w:tabs>
@@ -2839,7 +2783,7 @@
         </w:p>
         <w:p>
           <w:pPr>
-            <w:pStyle w:val="Verzeichnis1"/>
+            <w:pStyle w:val="TOC1"/>
             <w:tabs>
               <w:tab w:val="right" w:leader="dot" w:pos="9060"/>
             </w:tabs>
@@ -2907,7 +2851,7 @@
     </w:sdt>
     <w:p>
       <w:pPr>
-        <w:pStyle w:val="berschrift1"/>
+        <w:pStyle w:val="Heading1"/>
         <w:pageBreakBefore/>
       </w:pPr>
       <w:bookmarkStart w:id="0" w:name="_Toc243474987"/>
@@ -2978,12 +2922,6 @@
         <w:gridCol w:w="9070"/>
       </w:tblGrid>
       <w:tr>
-        <w:tblPrEx>
-          <w:tblCellMar>
-            <w:top w:w="0" w:type="dxa"/>
-            <w:bottom w:w="0" w:type="dxa"/>
-          </w:tblCellMar>
-        </w:tblPrEx>
         <w:tc>
           <w:tcPr>
             <w:tcW w:w="9070" w:type="dxa"/>
@@ -3085,7 +3023,7 @@
                 <w:sz w:val="20"/>
                 <w:szCs w:val="20"/>
               </w:rPr>
-              <w:t xml:space="preserve"> Master und eine Person als KI-Manager</w:t>
+              <w:t xml:space="preserve"> Master </w:t>
             </w:r>
           </w:p>
           <w:p>
@@ -3133,80 +3071,40 @@
           <w:p>
             <w:pPr>
               <w:spacing w:after="60"/>
+              <w:rPr>
+                <w:lang w:val="en-GB"/>
+              </w:rPr>
             </w:pPr>
+            <w:proofErr w:type="spellStart"/>
             <w:r>
               <w:rPr>
                 <w:b/>
                 <w:bCs/>
                 <w:sz w:val="20"/>
                 <w:szCs w:val="20"/>
-              </w:rPr>
-              <w:t>Werkzeuge:</w:t>
-            </w:r>
-            <w:r>
-              <w:rPr>
+                <w:lang w:val="en-GB"/>
+              </w:rPr>
+              <w:t>Werkzeuge</w:t>
+            </w:r>
+            <w:proofErr w:type="spellEnd"/>
+            <w:r>
+              <w:rPr>
+                <w:b/>
+                <w:bCs/>
                 <w:sz w:val="20"/>
                 <w:szCs w:val="20"/>
-              </w:rPr>
-              <w:t xml:space="preserve"> </w:t>
-            </w:r>
-            <w:proofErr w:type="spellStart"/>
+                <w:lang w:val="en-GB"/>
+              </w:rPr>
+              <w:t>:</w:t>
+            </w:r>
             <w:r>
               <w:rPr>
                 <w:sz w:val="20"/>
                 <w:szCs w:val="20"/>
-              </w:rPr>
-              <w:t>Camunda</w:t>
-            </w:r>
-            <w:proofErr w:type="spellEnd"/>
-            <w:r>
-              <w:rPr>
-                <w:sz w:val="20"/>
-                <w:szCs w:val="20"/>
-              </w:rPr>
-              <w:t xml:space="preserve"> </w:t>
-            </w:r>
-            <w:proofErr w:type="spellStart"/>
-            <w:r>
-              <w:rPr>
-                <w:sz w:val="20"/>
-                <w:szCs w:val="20"/>
-              </w:rPr>
-              <w:t>Modeler</w:t>
-            </w:r>
-            <w:proofErr w:type="spellEnd"/>
-            <w:r>
-              <w:rPr>
-                <w:sz w:val="20"/>
-                <w:szCs w:val="20"/>
-              </w:rPr>
-              <w:t xml:space="preserve">, draw.io, Visual </w:t>
-            </w:r>
-            <w:proofErr w:type="spellStart"/>
-            <w:r>
-              <w:rPr>
-                <w:sz w:val="20"/>
-                <w:szCs w:val="20"/>
-              </w:rPr>
-              <w:t>Paradigm</w:t>
-            </w:r>
-            <w:proofErr w:type="spellEnd"/>
-            <w:r>
-              <w:rPr>
-                <w:sz w:val="20"/>
-                <w:szCs w:val="20"/>
-              </w:rPr>
-              <w:t xml:space="preserve">, GitHub, </w:t>
-            </w:r>
-            <w:proofErr w:type="spellStart"/>
-            <w:r>
-              <w:rPr>
-                <w:sz w:val="20"/>
-                <w:szCs w:val="20"/>
-              </w:rPr>
-              <w:t>Moodle</w:t>
-            </w:r>
-            <w:proofErr w:type="spellEnd"/>
+                <w:lang w:val="en-GB"/>
+              </w:rPr>
+              <w:t xml:space="preserve"> Camunda Modeler, draw.io, Visual Paradigm, GitHub, Moodle</w:t>
+            </w:r>
           </w:p>
         </w:tc>
       </w:tr>
@@ -3214,6 +3112,9 @@
     <w:p>
       <w:pPr>
         <w:spacing w:after="120"/>
+        <w:rPr>
+          <w:lang w:val="en-GB"/>
+        </w:rPr>
       </w:pPr>
     </w:p>
     <w:p>
@@ -3227,7 +3128,7 @@
     </w:p>
     <w:p>
       <w:pPr>
-        <w:pStyle w:val="berschrift1"/>
+        <w:pStyle w:val="Heading1"/>
       </w:pPr>
       <w:bookmarkStart w:id="1" w:name="_Toc243474988"/>
       <w:proofErr w:type="gramStart"/>
@@ -3246,7 +3147,18 @@
         <w:jc w:val="both"/>
       </w:pPr>
       <w:r>
-        <w:t xml:space="preserve">Unser Team bestand aus sechs Studierenden des dritten Semesters Wirtschaftsinformatik. Zu Beginn haben wir zwei feste Rollen vergeben: Eine Person hat die Rolle des </w:t>
+        <w:t xml:space="preserve">Unser Team bestand aus sechs Studierenden des dritten Semesters Wirtschaftsinformatik. Zu Beginn haben wir </w:t>
+      </w:r>
+      <w:proofErr w:type="gramStart"/>
+      <w:r>
+        <w:t>eine</w:t>
+      </w:r>
+      <w:r>
+        <w:t xml:space="preserve"> feste Rollen</w:t>
+      </w:r>
+      <w:proofErr w:type="gramEnd"/>
+      <w:r>
+        <w:t xml:space="preserve"> vergeben: Eine Person hat die Rolle des </w:t>
       </w:r>
       <w:proofErr w:type="spellStart"/>
       <w:r>
@@ -3254,7 +3166,7 @@
       </w:r>
       <w:proofErr w:type="spellEnd"/>
       <w:r>
-        <w:t xml:space="preserve"> Masters übernommen und sich um Struktur, Termine und den Überblick über den Arbeitsstand gekümmert. Eine zweite Person war als KI-Manager dafür zuständig, den Einsatz von KI-Werkzeugen im Projekt zu koordinieren und darauf zu achten, dass wir sie sinnvoll und nachvollziehbar nutzen. Alle anderen Aufgaben haben wir nicht starr nach Rollen verteilt, sondern nach Arbeitspaketen. Jede Person war für mindestens zwei BPMN-Diagramme hauptverantwortlich und hat später an der UML-Modellierung mitgewirkt.</w:t>
+        <w:t xml:space="preserve"> Masters übernommen und sich um Struktur, Termine und den Überblick über den Arbeitsstand gekümmert. Alle anderen Aufgaben haben wir nicht starr nach Rollen verteilt, sondern nach Arbeitspaketen. Jede Person war für mindestens zwei BPMN-Diagramme hauptverantwortlich und hat später an der UML-Modellierung mitgewirkt.</w:t>
       </w:r>
     </w:p>
     <w:tbl>
@@ -3280,12 +3192,6 @@
         <w:gridCol w:w="5670"/>
       </w:tblGrid>
       <w:tr>
-        <w:tblPrEx>
-          <w:tblCellMar>
-            <w:top w:w="0" w:type="dxa"/>
-            <w:bottom w:w="0" w:type="dxa"/>
-          </w:tblCellMar>
-        </w:tblPrEx>
         <w:trPr>
           <w:tblHeader/>
         </w:trPr>
@@ -3385,12 +3291,6 @@
         </w:tc>
       </w:tr>
       <w:tr>
-        <w:tblPrEx>
-          <w:tblCellMar>
-            <w:top w:w="0" w:type="dxa"/>
-            <w:bottom w:w="0" w:type="dxa"/>
-          </w:tblCellMar>
-        </w:tblPrEx>
         <w:trPr>
           <w:cantSplit/>
         </w:trPr>
@@ -3416,9 +3316,8 @@
               <w:rPr>
                 <w:sz w:val="19"/>
                 <w:szCs w:val="19"/>
-                <w:highlight w:val="yellow"/>
-              </w:rPr>
-              <w:t>[Name]</w:t>
+              </w:rPr>
+              <w:t>Luca</w:t>
             </w:r>
           </w:p>
         </w:tc>
@@ -3481,18 +3380,33 @@
                 <w:sz w:val="19"/>
                 <w:szCs w:val="19"/>
               </w:rPr>
-              <w:t>Projektorganisation, Erstentwürfe der BPMN-Diagramme, BPMN-Prüfcheckliste, Pflege der zentralen Projektdatei, Sequenzdiagramme und Klassendiagramm</w:t>
+              <w:t xml:space="preserve">Projektorganisation, BPMN-Prüfcheckliste, </w:t>
+            </w:r>
+            <w:r>
+              <w:rPr>
+                <w:sz w:val="19"/>
+                <w:szCs w:val="19"/>
+              </w:rPr>
+              <w:t>BPMN 05</w:t>
+            </w:r>
+            <w:r>
+              <w:rPr>
+                <w:sz w:val="19"/>
+                <w:szCs w:val="19"/>
+              </w:rPr>
+              <w:t xml:space="preserve"> (Patient überweisen) und BPMN 11 (Rezept Verlängern), Sequenzdiagramm 05 (Patientenregistrierung)</w:t>
+            </w:r>
+            <w:r>
+              <w:rPr>
+                <w:sz w:val="19"/>
+                <w:szCs w:val="19"/>
+              </w:rPr>
+              <w:t>, Präsentation</w:t>
             </w:r>
           </w:p>
         </w:tc>
       </w:tr>
       <w:tr>
-        <w:tblPrEx>
-          <w:tblCellMar>
-            <w:top w:w="0" w:type="dxa"/>
-            <w:bottom w:w="0" w:type="dxa"/>
-          </w:tblCellMar>
-        </w:tblPrEx>
         <w:trPr>
           <w:cantSplit/>
         </w:trPr>
@@ -3515,14 +3429,21 @@
             <w:vAlign w:val="center"/>
           </w:tcPr>
           <w:p>
-            <w:r>
-              <w:rPr>
-                <w:sz w:val="19"/>
-                <w:szCs w:val="19"/>
-                <w:highlight w:val="yellow"/>
-              </w:rPr>
-              <w:t>[Name]</w:t>
-            </w:r>
+            <w:pPr>
+              <w:rPr>
+                <w:sz w:val="19"/>
+                <w:szCs w:val="19"/>
+              </w:rPr>
+            </w:pPr>
+            <w:proofErr w:type="spellStart"/>
+            <w:r>
+              <w:rPr>
+                <w:sz w:val="19"/>
+                <w:szCs w:val="19"/>
+              </w:rPr>
+              <w:t>Niharini</w:t>
+            </w:r>
+            <w:proofErr w:type="spellEnd"/>
           </w:p>
         </w:tc>
         <w:tc>
@@ -3549,7 +3470,7 @@
                 <w:sz w:val="19"/>
                 <w:szCs w:val="19"/>
               </w:rPr>
-              <w:t>KI-Manager</w:t>
+              <w:t>Teammitglied</w:t>
             </w:r>
           </w:p>
         </w:tc>
@@ -3577,18 +3498,26 @@
                 <w:sz w:val="19"/>
                 <w:szCs w:val="19"/>
               </w:rPr>
-              <w:t>Koordination des KI-Einsatzes, BPMN 04 (Termin verschieben) und BPMN 10 (Patientenregistrierung)</w:t>
+              <w:t>BPMN 04 (Termin verschieben) und BPMN 10 (Patientenregistrierung)</w:t>
+            </w:r>
+            <w:r>
+              <w:rPr>
+                <w:sz w:val="19"/>
+                <w:szCs w:val="19"/>
+              </w:rPr>
+              <w:t>, Sequenzdiagramme 01 (Termin suchen &amp; buchen) und 04 (Apotheke suchen)</w:t>
+            </w:r>
+            <w:r>
+              <w:rPr>
+                <w:sz w:val="19"/>
+                <w:szCs w:val="19"/>
+              </w:rPr>
+              <w:t>, Präsentation</w:t>
             </w:r>
           </w:p>
         </w:tc>
       </w:tr>
       <w:tr>
-        <w:tblPrEx>
-          <w:tblCellMar>
-            <w:top w:w="0" w:type="dxa"/>
-            <w:bottom w:w="0" w:type="dxa"/>
-          </w:tblCellMar>
-        </w:tblPrEx>
         <w:trPr>
           <w:cantSplit/>
         </w:trPr>
@@ -3614,9 +3543,8 @@
               <w:rPr>
                 <w:sz w:val="19"/>
                 <w:szCs w:val="19"/>
-                <w:highlight w:val="yellow"/>
-              </w:rPr>
-              <w:t>[Name]</w:t>
+              </w:rPr>
+              <w:t>Lennart</w:t>
             </w:r>
           </w:p>
         </w:tc>
@@ -3670,34 +3598,33 @@
                 <w:sz w:val="19"/>
                 <w:szCs w:val="19"/>
               </w:rPr>
-              <w:t xml:space="preserve">BPMN 01 (Termin suchen &amp; buchen) und BPMN 07 (Notfallpatient), Ablage in </w:t>
-            </w:r>
-            <w:proofErr w:type="spellStart"/>
-            <w:r>
-              <w:rPr>
-                <w:sz w:val="19"/>
-                <w:szCs w:val="19"/>
-              </w:rPr>
-              <w:t>Camunda</w:t>
-            </w:r>
-            <w:proofErr w:type="spellEnd"/>
-            <w:r>
-              <w:rPr>
-                <w:sz w:val="19"/>
-                <w:szCs w:val="19"/>
-              </w:rPr>
-              <w:t xml:space="preserve"> und Vereinheitlichung der Dateinamen</w:t>
+              <w:t xml:space="preserve">BPMN 01 (Termin suchen &amp; buchen) und BPMN 07 (Notfallpatient), </w:t>
+            </w:r>
+            <w:r>
+              <w:rPr>
+                <w:sz w:val="19"/>
+                <w:szCs w:val="19"/>
+              </w:rPr>
+              <w:t>Klassendiagramm</w:t>
+            </w:r>
+            <w:r>
+              <w:rPr>
+                <w:sz w:val="19"/>
+                <w:szCs w:val="19"/>
+              </w:rPr>
+              <w:t>, Dateinamenskonvention</w:t>
+            </w:r>
+            <w:r>
+              <w:rPr>
+                <w:sz w:val="19"/>
+                <w:szCs w:val="19"/>
+              </w:rPr>
+              <w:t>, Präsentation und Projektdokumentation</w:t>
             </w:r>
           </w:p>
         </w:tc>
       </w:tr>
       <w:tr>
-        <w:tblPrEx>
-          <w:tblCellMar>
-            <w:top w:w="0" w:type="dxa"/>
-            <w:bottom w:w="0" w:type="dxa"/>
-          </w:tblCellMar>
-        </w:tblPrEx>
         <w:trPr>
           <w:cantSplit/>
         </w:trPr>
@@ -3724,9 +3651,8 @@
               <w:rPr>
                 <w:sz w:val="19"/>
                 <w:szCs w:val="19"/>
-                <w:highlight w:val="yellow"/>
-              </w:rPr>
-              <w:t>[Name]</w:t>
+              </w:rPr>
+              <w:t>Thilo</w:t>
             </w:r>
           </w:p>
         </w:tc>
@@ -3782,27 +3708,33 @@
                 <w:sz w:val="19"/>
                 <w:szCs w:val="19"/>
               </w:rPr>
-              <w:t xml:space="preserve">BPMN 02 (Termin absagen) und BPMN 08 (Apotheke suchen), Übertragung der UML-Diagramme nach Visual </w:t>
-            </w:r>
-            <w:proofErr w:type="spellStart"/>
-            <w:r>
-              <w:rPr>
-                <w:sz w:val="19"/>
-                <w:szCs w:val="19"/>
-              </w:rPr>
-              <w:t>Paradigm</w:t>
-            </w:r>
-            <w:proofErr w:type="spellEnd"/>
+              <w:t xml:space="preserve">BPMN 02 (Termin absagen) und BPMN 08 (Apotheke suchen), </w:t>
+            </w:r>
+            <w:r>
+              <w:rPr>
+                <w:sz w:val="19"/>
+                <w:szCs w:val="19"/>
+              </w:rPr>
+              <w:t>App-</w:t>
+            </w:r>
+            <w:r>
+              <w:rPr>
+                <w:sz w:val="19"/>
+                <w:szCs w:val="19"/>
+              </w:rPr>
+              <w:t>Prototyp für User-Storys</w:t>
+            </w:r>
+            <w:r>
+              <w:rPr>
+                <w:sz w:val="19"/>
+                <w:szCs w:val="19"/>
+              </w:rPr>
+              <w:t>, Präsentation und Projektdokumentation</w:t>
+            </w:r>
           </w:p>
         </w:tc>
       </w:tr>
       <w:tr>
-        <w:tblPrEx>
-          <w:tblCellMar>
-            <w:top w:w="0" w:type="dxa"/>
-            <w:bottom w:w="0" w:type="dxa"/>
-          </w:tblCellMar>
-        </w:tblPrEx>
         <w:trPr>
           <w:cantSplit/>
         </w:trPr>
@@ -3828,9 +3760,8 @@
               <w:rPr>
                 <w:sz w:val="19"/>
                 <w:szCs w:val="19"/>
-                <w:highlight w:val="yellow"/>
-              </w:rPr>
-              <w:t>[Name]</w:t>
+              </w:rPr>
+              <w:t>Helen</w:t>
             </w:r>
           </w:p>
         </w:tc>
@@ -3884,7 +3815,14 @@
                 <w:sz w:val="19"/>
                 <w:szCs w:val="19"/>
               </w:rPr>
-              <w:t xml:space="preserve">BPMN 03 (Terminbenachrichtigung) und BPMN 09 (Post-Termin), Use-Case-Diagramm, Übertragung nach Visual </w:t>
+              <w:t xml:space="preserve">BPMN 03 (Terminbenachrichtigung) und BPMN 09 (Post-Termin), Use-Case-Diagramm, </w:t>
+            </w:r>
+            <w:r>
+              <w:rPr>
+                <w:sz w:val="19"/>
+                <w:szCs w:val="19"/>
+              </w:rPr>
+              <w:t>Sequenzdiagramm 03 (</w:t>
             </w:r>
             <w:proofErr w:type="spellStart"/>
             <w:r>
@@ -3892,19 +3830,27 @@
                 <w:sz w:val="19"/>
                 <w:szCs w:val="19"/>
               </w:rPr>
-              <w:t>Paradigm</w:t>
+              <w:t>PostTermin</w:t>
             </w:r>
             <w:proofErr w:type="spellEnd"/>
+            <w:r>
+              <w:rPr>
+                <w:sz w:val="19"/>
+                <w:szCs w:val="19"/>
+              </w:rPr>
+              <w:t>)</w:t>
+            </w:r>
+            <w:r>
+              <w:rPr>
+                <w:sz w:val="19"/>
+                <w:szCs w:val="19"/>
+              </w:rPr>
+              <w:t>, Präsentation und Projektdokumentation</w:t>
+            </w:r>
           </w:p>
         </w:tc>
       </w:tr>
       <w:tr>
-        <w:tblPrEx>
-          <w:tblCellMar>
-            <w:top w:w="0" w:type="dxa"/>
-            <w:bottom w:w="0" w:type="dxa"/>
-          </w:tblCellMar>
-        </w:tblPrEx>
         <w:trPr>
           <w:cantSplit/>
         </w:trPr>
@@ -3931,9 +3877,8 @@
               <w:rPr>
                 <w:sz w:val="19"/>
                 <w:szCs w:val="19"/>
-                <w:highlight w:val="yellow"/>
-              </w:rPr>
-              <w:t>[Name]</w:t>
+              </w:rPr>
+              <w:t>Fabian</w:t>
             </w:r>
           </w:p>
         </w:tc>
@@ -3989,7 +3934,14 @@
                 <w:sz w:val="19"/>
                 <w:szCs w:val="19"/>
               </w:rPr>
-              <w:t xml:space="preserve">BPMN 06 (Check-In) und BPMN 12 (Videosprechstunde), Pflege und Aufräumen des </w:t>
+              <w:t xml:space="preserve">BPMN 06 (Check-In) und BPMN 12 (Videosprechstunde), </w:t>
+            </w:r>
+            <w:r>
+              <w:rPr>
+                <w:sz w:val="19"/>
+                <w:szCs w:val="19"/>
+              </w:rPr>
+              <w:t>Sequenzdiagramm 05 (</w:t>
             </w:r>
             <w:proofErr w:type="spellStart"/>
             <w:r>
@@ -3997,7 +3949,7 @@
                 <w:sz w:val="19"/>
                 <w:szCs w:val="19"/>
               </w:rPr>
-              <w:t>Repositorys</w:t>
+              <w:t>Patientenregistierung</w:t>
             </w:r>
             <w:proofErr w:type="spellEnd"/>
             <w:r>
@@ -4005,7 +3957,21 @@
                 <w:sz w:val="19"/>
                 <w:szCs w:val="19"/>
               </w:rPr>
-              <w:t>, Überarbeitung Sequenzdiagramm Patientenregistrierung</w:t>
+              <w:t>), Sequenzdiagramm 02 (</w:t>
+            </w:r>
+            <w:r>
+              <w:rPr>
+                <w:sz w:val="19"/>
+                <w:szCs w:val="19"/>
+              </w:rPr>
+              <w:t>Patientenüberweisung)</w:t>
+            </w:r>
+            <w:r>
+              <w:rPr>
+                <w:sz w:val="19"/>
+                <w:szCs w:val="19"/>
+              </w:rPr>
+              <w:t>, Projektdokumentation</w:t>
             </w:r>
           </w:p>
         </w:tc>
@@ -4043,12 +4009,27 @@
         <w:jc w:val="both"/>
       </w:pPr>
       <w:r>
-        <w:t>Die Aufteilung in der Tabelle zeigt die Hauptverantwortung. In der Praxis haben wir viele Diagramme gemeinsam besprochen und gegenseitig überarbeitet, sodass fast jedes Ergebnis Beiträge von mehreren Personen enthält.</w:t>
-      </w:r>
-    </w:p>
-    <w:p>
-      <w:pPr>
-        <w:pStyle w:val="berschrift1"/>
+        <w:t xml:space="preserve">Die Aufteilung in der Tabelle zeigt die Hauptverantwortung. In der Praxis haben wir </w:t>
+      </w:r>
+      <w:r>
+        <w:t xml:space="preserve">die </w:t>
+      </w:r>
+      <w:r>
+        <w:t>Diagramme</w:t>
+      </w:r>
+      <w:r>
+        <w:t>, Präsentation und Projektdokumentation</w:t>
+      </w:r>
+      <w:r>
+        <w:t xml:space="preserve"> gemeinsam besprochen und gegenseitig überarbeitet, sodass fast jedes Ergebnis Beiträge von mehreren Personen enthält.</w:t>
+      </w:r>
+      <w:r>
+        <w:t xml:space="preserve"> </w:t>
+      </w:r>
+    </w:p>
+    <w:p>
+      <w:pPr>
+        <w:pStyle w:val="Heading1"/>
       </w:pPr>
       <w:bookmarkStart w:id="2" w:name="_Toc243474989"/>
       <w:proofErr w:type="gramStart"/>
@@ -4063,7 +4044,7 @@
     </w:p>
     <w:p>
       <w:pPr>
-        <w:pStyle w:val="berschrift2"/>
+        <w:pStyle w:val="Heading2"/>
       </w:pPr>
       <w:bookmarkStart w:id="3" w:name="_Toc243474990"/>
       <w:proofErr w:type="gramStart"/>
@@ -4093,11 +4074,12 @@
     </w:p>
     <w:p>
       <w:pPr>
-        <w:pStyle w:val="berschrift2"/>
+        <w:pStyle w:val="Heading2"/>
       </w:pPr>
       <w:bookmarkStart w:id="4" w:name="_Toc243474991"/>
       <w:proofErr w:type="gramStart"/>
       <w:r>
+        <w:lastRenderedPageBreak/>
         <w:t>3.2  Projektidee</w:t>
       </w:r>
       <w:proofErr w:type="gramEnd"/>
@@ -4120,11 +4102,7 @@
       </w:r>
       <w:proofErr w:type="spellEnd"/>
       <w:r>
-        <w:t xml:space="preserve"> selbstständig </w:t>
-      </w:r>
-      <w:r>
-        <w:lastRenderedPageBreak/>
-        <w:t>Termine suchen, buchen, verschieben und absagen können, und zwar rund um die Uhr. Die Praxis pflegt ihre Sprechzeiten und Verfügbarkeiten und behält die Hoheit über ihren Kalender. Die Plattform übernimmt die Routinearbeit dazwischen.</w:t>
+        <w:t xml:space="preserve"> selbstständig Termine suchen, buchen, verschieben und absagen können, und zwar rund um die Uhr. Die Praxis pflegt ihre Sprechzeiten und Verfügbarkeiten und behält die Hoheit über ihren Kalender. Die Plattform übernimmt die Routinearbeit dazwischen.</w:t>
       </w:r>
     </w:p>
     <w:p>
@@ -4138,7 +4116,7 @@
     </w:p>
     <w:p>
       <w:pPr>
-        <w:pStyle w:val="Listenabsatz"/>
+        <w:pStyle w:val="ListParagraph"/>
         <w:numPr>
           <w:ilvl w:val="0"/>
           <w:numId w:val="2"/>
@@ -4151,7 +4129,7 @@
     </w:p>
     <w:p>
       <w:pPr>
-        <w:pStyle w:val="Listenabsatz"/>
+        <w:pStyle w:val="ListParagraph"/>
         <w:numPr>
           <w:ilvl w:val="0"/>
           <w:numId w:val="2"/>
@@ -4164,7 +4142,7 @@
     </w:p>
     <w:p>
       <w:pPr>
-        <w:pStyle w:val="Listenabsatz"/>
+        <w:pStyle w:val="ListParagraph"/>
         <w:numPr>
           <w:ilvl w:val="0"/>
           <w:numId w:val="2"/>
@@ -4177,7 +4155,7 @@
     </w:p>
     <w:p>
       <w:pPr>
-        <w:pStyle w:val="Listenabsatz"/>
+        <w:pStyle w:val="ListParagraph"/>
         <w:numPr>
           <w:ilvl w:val="0"/>
           <w:numId w:val="2"/>
@@ -4199,7 +4177,7 @@
     </w:p>
     <w:p>
       <w:pPr>
-        <w:pStyle w:val="berschrift2"/>
+        <w:pStyle w:val="Heading2"/>
       </w:pPr>
       <w:bookmarkStart w:id="5" w:name="_Toc243474992"/>
       <w:proofErr w:type="gramStart"/>
@@ -4243,12 +4221,6 @@
         <w:gridCol w:w="6170"/>
       </w:tblGrid>
       <w:tr>
-        <w:tblPrEx>
-          <w:tblCellMar>
-            <w:top w:w="0" w:type="dxa"/>
-            <w:bottom w:w="0" w:type="dxa"/>
-          </w:tblCellMar>
-        </w:tblPrEx>
         <w:trPr>
           <w:tblHeader/>
         </w:trPr>
@@ -4316,12 +4288,6 @@
         </w:tc>
       </w:tr>
       <w:tr>
-        <w:tblPrEx>
-          <w:tblCellMar>
-            <w:top w:w="0" w:type="dxa"/>
-            <w:bottom w:w="0" w:type="dxa"/>
-          </w:tblCellMar>
-        </w:tblPrEx>
         <w:trPr>
           <w:cantSplit/>
         </w:trPr>
@@ -4381,12 +4347,6 @@
         </w:tc>
       </w:tr>
       <w:tr>
-        <w:tblPrEx>
-          <w:tblCellMar>
-            <w:top w:w="0" w:type="dxa"/>
-            <w:bottom w:w="0" w:type="dxa"/>
-          </w:tblCellMar>
-        </w:tblPrEx>
         <w:trPr>
           <w:cantSplit/>
         </w:trPr>
@@ -4448,12 +4408,6 @@
         </w:tc>
       </w:tr>
       <w:tr>
-        <w:tblPrEx>
-          <w:tblCellMar>
-            <w:top w:w="0" w:type="dxa"/>
-            <w:bottom w:w="0" w:type="dxa"/>
-          </w:tblCellMar>
-        </w:tblPrEx>
         <w:trPr>
           <w:cantSplit/>
         </w:trPr>
@@ -4513,12 +4467,6 @@
         </w:tc>
       </w:tr>
       <w:tr>
-        <w:tblPrEx>
-          <w:tblCellMar>
-            <w:top w:w="0" w:type="dxa"/>
-            <w:bottom w:w="0" w:type="dxa"/>
-          </w:tblCellMar>
-        </w:tblPrEx>
         <w:trPr>
           <w:cantSplit/>
         </w:trPr>
@@ -4580,12 +4528,6 @@
         </w:tc>
       </w:tr>
       <w:tr>
-        <w:tblPrEx>
-          <w:tblCellMar>
-            <w:top w:w="0" w:type="dxa"/>
-            <w:bottom w:w="0" w:type="dxa"/>
-          </w:tblCellMar>
-        </w:tblPrEx>
         <w:trPr>
           <w:cantSplit/>
         </w:trPr>
@@ -4645,12 +4587,6 @@
         </w:tc>
       </w:tr>
       <w:tr>
-        <w:tblPrEx>
-          <w:tblCellMar>
-            <w:top w:w="0" w:type="dxa"/>
-            <w:bottom w:w="0" w:type="dxa"/>
-          </w:tblCellMar>
-        </w:tblPrEx>
         <w:trPr>
           <w:cantSplit/>
         </w:trPr>
@@ -4788,17 +4724,20 @@
         <w:jc w:val="both"/>
       </w:pPr>
       <w:r>
-        <w:t>Bewusst ausgeklammert haben wir Themen, die den Rahmen der Fallstudie gesprengt hätten. Dazu gehören die Abrechnung mit den Krankenkassen, die technische Anbindung an bestehende Praxisverwaltungssysteme und die Telematikinfrastruktur. Auch rechtliche Fragen, etwa zum Datenschutz bei Gesundheitsdaten, haben wir zwar diskutiert, aber nicht modelliert.</w:t>
-      </w:r>
-    </w:p>
-    <w:p>
-      <w:pPr>
-        <w:pStyle w:val="berschrift2"/>
+        <w:t xml:space="preserve">Bewusst ausgeklammert haben wir Themen, die den Rahmen der Fallstudie gesprengt hätten. Dazu gehören die Abrechnung mit den Krankenkassen, die technische Anbindung an bestehende </w:t>
+      </w:r>
+      <w:r>
+        <w:lastRenderedPageBreak/>
+        <w:t>Praxisverwaltungssysteme und die Telematikinfrastruktur. Auch rechtliche Fragen, etwa zum Datenschutz bei Gesundheitsdaten, haben wir zwar diskutiert, aber nicht modelliert.</w:t>
+      </w:r>
+    </w:p>
+    <w:p>
+      <w:pPr>
+        <w:pStyle w:val="Heading2"/>
       </w:pPr>
       <w:bookmarkStart w:id="6" w:name="_Toc243474993"/>
       <w:proofErr w:type="gramStart"/>
       <w:r>
-        <w:lastRenderedPageBreak/>
         <w:t>3.4  Aufgabenstellung</w:t>
       </w:r>
       <w:proofErr w:type="gramEnd"/>
@@ -4839,12 +4778,6 @@
         <w:gridCol w:w="1200"/>
       </w:tblGrid>
       <w:tr>
-        <w:tblPrEx>
-          <w:tblCellMar>
-            <w:top w:w="0" w:type="dxa"/>
-            <w:bottom w:w="0" w:type="dxa"/>
-          </w:tblCellMar>
-        </w:tblPrEx>
         <w:trPr>
           <w:tblHeader/>
         </w:trPr>
@@ -4943,12 +4876,6 @@
         </w:tc>
       </w:tr>
       <w:tr>
-        <w:tblPrEx>
-          <w:tblCellMar>
-            <w:top w:w="0" w:type="dxa"/>
-            <w:bottom w:w="0" w:type="dxa"/>
-          </w:tblCellMar>
-        </w:tblPrEx>
         <w:trPr>
           <w:cantSplit/>
         </w:trPr>
@@ -5035,12 +4962,6 @@
         </w:tc>
       </w:tr>
       <w:tr>
-        <w:tblPrEx>
-          <w:tblCellMar>
-            <w:top w:w="0" w:type="dxa"/>
-            <w:bottom w:w="0" w:type="dxa"/>
-          </w:tblCellMar>
-        </w:tblPrEx>
         <w:trPr>
           <w:cantSplit/>
         </w:trPr>
@@ -5095,8 +5016,52 @@
               <w:rPr>
                 <w:sz w:val="19"/>
                 <w:szCs w:val="19"/>
-              </w:rPr>
-              <w:t>Use-Case-Diagramm mit mind. 10 Use Cases, Klassendiagramm mit mind. 10 Klassen, 5 Sequenzdiagramme; Abgabe als VPP-Datei</w:t>
+                <w:lang w:val="en-GB"/>
+              </w:rPr>
+              <w:t>Use-Case-</w:t>
+            </w:r>
+            <w:proofErr w:type="spellStart"/>
+            <w:r>
+              <w:rPr>
+                <w:sz w:val="19"/>
+                <w:szCs w:val="19"/>
+                <w:lang w:val="en-GB"/>
+              </w:rPr>
+              <w:t>Diagramm</w:t>
+            </w:r>
+            <w:proofErr w:type="spellEnd"/>
+            <w:r>
+              <w:rPr>
+                <w:sz w:val="19"/>
+                <w:szCs w:val="19"/>
+                <w:lang w:val="en-GB"/>
+              </w:rPr>
+              <w:t xml:space="preserve"> </w:t>
+            </w:r>
+            <w:proofErr w:type="spellStart"/>
+            <w:r>
+              <w:rPr>
+                <w:sz w:val="19"/>
+                <w:szCs w:val="19"/>
+                <w:lang w:val="en-GB"/>
+              </w:rPr>
+              <w:t>mit</w:t>
+            </w:r>
+            <w:proofErr w:type="spellEnd"/>
+            <w:r>
+              <w:rPr>
+                <w:sz w:val="19"/>
+                <w:szCs w:val="19"/>
+                <w:lang w:val="en-GB"/>
+              </w:rPr>
+              <w:t xml:space="preserve"> mind. </w:t>
+            </w:r>
+            <w:r>
+              <w:rPr>
+                <w:sz w:val="19"/>
+                <w:szCs w:val="19"/>
+              </w:rPr>
+              <w:t>10 Use Cases, Klassendiagramm mit mind. 10 Klassen, 5 Sequenzdiagramme; Abgabe als VPP-Datei</w:t>
             </w:r>
           </w:p>
         </w:tc>
@@ -5130,12 +5095,6 @@
         </w:tc>
       </w:tr>
       <w:tr>
-        <w:tblPrEx>
-          <w:tblCellMar>
-            <w:top w:w="0" w:type="dxa"/>
-            <w:bottom w:w="0" w:type="dxa"/>
-          </w:tblCellMar>
-        </w:tblPrEx>
         <w:trPr>
           <w:cantSplit/>
         </w:trPr>
@@ -5222,12 +5181,6 @@
         </w:tc>
       </w:tr>
       <w:tr>
-        <w:tblPrEx>
-          <w:tblCellMar>
-            <w:top w:w="0" w:type="dxa"/>
-            <w:bottom w:w="0" w:type="dxa"/>
-          </w:tblCellMar>
-        </w:tblPrEx>
         <w:trPr>
           <w:cantSplit/>
         </w:trPr>
@@ -5317,12 +5270,6 @@
         </w:tc>
       </w:tr>
       <w:tr>
-        <w:tblPrEx>
-          <w:tblCellMar>
-            <w:top w:w="0" w:type="dxa"/>
-            <w:bottom w:w="0" w:type="dxa"/>
-          </w:tblCellMar>
-        </w:tblPrEx>
         <w:trPr>
           <w:cantSplit/>
         </w:trPr>
@@ -5409,12 +5356,6 @@
         </w:tc>
       </w:tr>
       <w:tr>
-        <w:tblPrEx>
-          <w:tblCellMar>
-            <w:top w:w="0" w:type="dxa"/>
-            <w:bottom w:w="0" w:type="dxa"/>
-          </w:tblCellMar>
-        </w:tblPrEx>
         <w:trPr>
           <w:cantSplit/>
         </w:trPr>
@@ -5532,7 +5473,7 @@
     </w:p>
     <w:p>
       <w:pPr>
-        <w:pStyle w:val="berschrift1"/>
+        <w:pStyle w:val="Heading1"/>
       </w:pPr>
       <w:bookmarkStart w:id="7" w:name="_Toc243474994"/>
       <w:proofErr w:type="gramStart"/>
@@ -5547,7 +5488,7 @@
     </w:p>
     <w:p>
       <w:pPr>
-        <w:pStyle w:val="berschrift2"/>
+        <w:pStyle w:val="Heading2"/>
       </w:pPr>
       <w:bookmarkStart w:id="8" w:name="_Toc243474995"/>
       <w:proofErr w:type="gramStart"/>
@@ -5648,17 +5589,17 @@
         <w:jc w:val="both"/>
       </w:pPr>
       <w:r>
+        <w:lastRenderedPageBreak/>
         <w:t>Dieser Weg hatte einen praktischen Vorteil. Wenn wir bei den UML-Diagrammen unsicher waren, welche Klasse oder Methode wir brauchen, konnten wir in den BPMN-Diagrammen nachsehen. Die Datenobjekte und Datenspeicher aus den Prozessen wurden zu Klassenkandidaten, die Pools zu Akteuren und die Nachrichtenflüsse zwischen den Pools zu Nachrichten in den Sequenzdiagrammen.</w:t>
       </w:r>
     </w:p>
     <w:p>
       <w:pPr>
-        <w:pStyle w:val="berschrift2"/>
+        <w:pStyle w:val="Heading2"/>
       </w:pPr>
       <w:bookmarkStart w:id="9" w:name="_Toc243474996"/>
       <w:proofErr w:type="gramStart"/>
       <w:r>
-        <w:lastRenderedPageBreak/>
         <w:t>4.2  Prozesse</w:t>
       </w:r>
       <w:proofErr w:type="gramEnd"/>
@@ -5763,7 +5704,7 @@
     </w:p>
     <w:p>
       <w:pPr>
-        <w:pStyle w:val="berschrift2"/>
+        <w:pStyle w:val="Heading2"/>
       </w:pPr>
       <w:bookmarkStart w:id="10" w:name="_Toc243474997"/>
       <w:proofErr w:type="gramStart"/>
@@ -5787,7 +5728,7 @@
     </w:p>
     <w:p>
       <w:pPr>
-        <w:pStyle w:val="berschrift3"/>
+        <w:pStyle w:val="Heading3"/>
       </w:pPr>
       <w:r>
         <w:t>Runde 1: Erstentwürfe</w:t>
@@ -5804,9 +5745,10 @@
     </w:p>
     <w:p>
       <w:pPr>
-        <w:pStyle w:val="berschrift3"/>
-      </w:pPr>
-      <w:r>
+        <w:pStyle w:val="Heading3"/>
+      </w:pPr>
+      <w:r>
+        <w:lastRenderedPageBreak/>
         <w:t>Runde 2: Überarbeitung nach dem Betreuer-Feedback</w:t>
       </w:r>
     </w:p>
@@ -5825,7 +5767,6 @@
         <w:jc w:val="both"/>
       </w:pPr>
       <w:r>
-        <w:lastRenderedPageBreak/>
         <w:t xml:space="preserve">Damit diese Hinweise nicht bei jedem Diagramm anders ausgelegt werden, haben wir noch am selben Tag eine gemeinsame </w:t>
       </w:r>
       <w:r>
@@ -5841,7 +5782,7 @@
     </w:p>
     <w:p>
       <w:pPr>
-        <w:pStyle w:val="Listenabsatz"/>
+        <w:pStyle w:val="ListParagraph"/>
         <w:numPr>
           <w:ilvl w:val="0"/>
           <w:numId w:val="3"/>
@@ -5854,7 +5795,7 @@
     </w:p>
     <w:p>
       <w:pPr>
-        <w:pStyle w:val="Listenabsatz"/>
+        <w:pStyle w:val="ListParagraph"/>
         <w:numPr>
           <w:ilvl w:val="0"/>
           <w:numId w:val="3"/>
@@ -5867,7 +5808,7 @@
     </w:p>
     <w:p>
       <w:pPr>
-        <w:pStyle w:val="Listenabsatz"/>
+        <w:pStyle w:val="ListParagraph"/>
         <w:numPr>
           <w:ilvl w:val="0"/>
           <w:numId w:val="3"/>
@@ -5880,7 +5821,7 @@
     </w:p>
     <w:p>
       <w:pPr>
-        <w:pStyle w:val="Listenabsatz"/>
+        <w:pStyle w:val="ListParagraph"/>
         <w:numPr>
           <w:ilvl w:val="0"/>
           <w:numId w:val="3"/>
@@ -5893,7 +5834,7 @@
     </w:p>
     <w:p>
       <w:pPr>
-        <w:pStyle w:val="Listenabsatz"/>
+        <w:pStyle w:val="ListParagraph"/>
         <w:numPr>
           <w:ilvl w:val="0"/>
           <w:numId w:val="3"/>
@@ -5906,7 +5847,7 @@
     </w:p>
     <w:p>
       <w:pPr>
-        <w:pStyle w:val="Listenabsatz"/>
+        <w:pStyle w:val="ListParagraph"/>
         <w:numPr>
           <w:ilvl w:val="0"/>
           <w:numId w:val="3"/>
@@ -5919,7 +5860,7 @@
     </w:p>
     <w:p>
       <w:pPr>
-        <w:pStyle w:val="Listenabsatz"/>
+        <w:pStyle w:val="ListParagraph"/>
         <w:numPr>
           <w:ilvl w:val="0"/>
           <w:numId w:val="3"/>
@@ -5941,7 +5882,7 @@
     </w:p>
     <w:p>
       <w:pPr>
-        <w:pStyle w:val="berschrift3"/>
+        <w:pStyle w:val="Heading3"/>
       </w:pPr>
       <w:r>
         <w:t>Runde 3: Feinschliff und Reparatur</w:t>
@@ -5974,7 +5915,7 @@
     </w:p>
     <w:p>
       <w:pPr>
-        <w:pStyle w:val="berschrift2"/>
+        <w:pStyle w:val="Heading2"/>
       </w:pPr>
       <w:bookmarkStart w:id="11" w:name="_Toc243474998"/>
       <w:proofErr w:type="gramStart"/>
@@ -6038,6 +5979,7 @@
           <w:b/>
           <w:bCs/>
         </w:rPr>
+        <w:lastRenderedPageBreak/>
         <w:t>Sequenzdiagramme.</w:t>
       </w:r>
       <w:r>
@@ -6062,7 +6004,6 @@
           <w:b/>
           <w:bCs/>
         </w:rPr>
-        <w:lastRenderedPageBreak/>
         <w:t>Klassendiagramm.</w:t>
       </w:r>
       <w:r>
@@ -6071,7 +6012,7 @@
     </w:p>
     <w:p>
       <w:pPr>
-        <w:pStyle w:val="berschrift2"/>
+        <w:pStyle w:val="Heading2"/>
       </w:pPr>
       <w:bookmarkStart w:id="12" w:name="_Toc243474999"/>
       <w:proofErr w:type="gramStart"/>
@@ -6122,7 +6063,7 @@
     </w:p>
     <w:p>
       <w:pPr>
-        <w:pStyle w:val="berschrift1"/>
+        <w:pStyle w:val="Heading1"/>
       </w:pPr>
       <w:bookmarkStart w:id="13" w:name="_Toc243475000"/>
       <w:proofErr w:type="gramStart"/>
@@ -6134,7 +6075,7 @@
     </w:p>
     <w:p>
       <w:pPr>
-        <w:pStyle w:val="berschrift2"/>
+        <w:pStyle w:val="Heading2"/>
       </w:pPr>
       <w:bookmarkStart w:id="14" w:name="_Toc243475001"/>
       <w:proofErr w:type="gramStart"/>
@@ -6188,31 +6129,29 @@
       <w:r>
         <w:t xml:space="preserve"> Master hat den Überblick über offene Punkte behalten und vor jedem Termin eine priorisierte Liste der nächsten Schritte vorbereitet.</w:t>
       </w:r>
+      <w:bookmarkStart w:id="15" w:name="_Toc243475002"/>
     </w:p>
     <w:p>
       <w:pPr>
         <w:spacing w:after="140"/>
         <w:jc w:val="both"/>
       </w:pPr>
-      <w:r>
-        <w:t xml:space="preserve">Die Rolle des </w:t>
-      </w:r>
-      <w:r>
-        <w:rPr>
-          <w:b/>
-          <w:bCs/>
-        </w:rPr>
-        <w:t>KI-Managers</w:t>
-      </w:r>
-      <w:r>
-        <w:t xml:space="preserve"> war eine Besonderheit unseres Teams. Wir wollten KI-Werkzeuge nicht unkontrolliert nebenbei nutzen, sondern bewusst und abgestimmt. Der KI-Manager hat darauf geachtet, dass wir KI nur für klar abgegrenzte Aufgaben einsetzen, zum Beispiel um Diagramme gegen die Syntaxregeln aus der Vorlesung zu prüfen oder um Formulierungen zu vereinheitlichen. Die fachlichen Entscheidungen, also welche Prozesse wir modellieren, wie sie ablaufen und welche Klassen es gibt, haben wir im Team getroffen.</w:t>
-      </w:r>
-    </w:p>
-    <w:p>
-      <w:pPr>
-        <w:pStyle w:val="berschrift2"/>
-      </w:pPr>
-      <w:bookmarkStart w:id="15" w:name="_Toc243475002"/>
+    </w:p>
+    <w:p>
+      <w:pPr>
+        <w:spacing w:after="140"/>
+        <w:jc w:val="both"/>
+      </w:pPr>
+    </w:p>
+    <w:p>
+      <w:pPr>
+        <w:pStyle w:val="Heading2"/>
+      </w:pPr>
+    </w:p>
+    <w:p>
+      <w:pPr>
+        <w:pStyle w:val="Heading2"/>
+      </w:pPr>
       <w:proofErr w:type="gramStart"/>
       <w:r>
         <w:t>5.2  Zeitplan</w:t>
@@ -6242,7 +6181,6 @@
         <w:rPr>
           <w:noProof/>
         </w:rPr>
-        <w:lastRenderedPageBreak/>
         <w:drawing>
           <wp:inline distT="0" distB="0" distL="0" distR="0" wp14:anchorId="4C356C51" wp14:editId="38894E18">
             <wp:extent cx="5715000" cy="2124075"/>
@@ -6333,12 +6271,6 @@
         <w:gridCol w:w="2000"/>
       </w:tblGrid>
       <w:tr>
-        <w:tblPrEx>
-          <w:tblCellMar>
-            <w:top w:w="0" w:type="dxa"/>
-            <w:bottom w:w="0" w:type="dxa"/>
-          </w:tblCellMar>
-        </w:tblPrEx>
         <w:trPr>
           <w:tblHeader/>
         </w:trPr>
@@ -6468,12 +6400,6 @@
         </w:tc>
       </w:tr>
       <w:tr>
-        <w:tblPrEx>
-          <w:tblCellMar>
-            <w:top w:w="0" w:type="dxa"/>
-            <w:bottom w:w="0" w:type="dxa"/>
-          </w:tblCellMar>
-        </w:tblPrEx>
         <w:trPr>
           <w:cantSplit/>
         </w:trPr>
@@ -6589,12 +6515,6 @@
         </w:tc>
       </w:tr>
       <w:tr>
-        <w:tblPrEx>
-          <w:tblCellMar>
-            <w:top w:w="0" w:type="dxa"/>
-            <w:bottom w:w="0" w:type="dxa"/>
-          </w:tblCellMar>
-        </w:tblPrEx>
         <w:trPr>
           <w:cantSplit/>
         </w:trPr>
@@ -6721,12 +6641,6 @@
         </w:tc>
       </w:tr>
       <w:tr>
-        <w:tblPrEx>
-          <w:tblCellMar>
-            <w:top w:w="0" w:type="dxa"/>
-            <w:bottom w:w="0" w:type="dxa"/>
-          </w:tblCellMar>
-        </w:tblPrEx>
         <w:trPr>
           <w:cantSplit/>
         </w:trPr>
@@ -6842,12 +6756,6 @@
         </w:tc>
       </w:tr>
       <w:tr>
-        <w:tblPrEx>
-          <w:tblCellMar>
-            <w:top w:w="0" w:type="dxa"/>
-            <w:bottom w:w="0" w:type="dxa"/>
-          </w:tblCellMar>
-        </w:tblPrEx>
         <w:trPr>
           <w:cantSplit/>
         </w:trPr>
@@ -7043,7 +6951,7 @@
     </w:p>
     <w:p>
       <w:pPr>
-        <w:pStyle w:val="berschrift2"/>
+        <w:pStyle w:val="Heading2"/>
       </w:pPr>
       <w:bookmarkStart w:id="16" w:name="_Toc243475003"/>
       <w:proofErr w:type="gramStart"/>
@@ -7080,7 +6988,11 @@
       </w:r>
       <w:proofErr w:type="spellEnd"/>
       <w:r>
-        <w:t>, mit denen wir ausprobiert haben, ob alle Schreibrechte funktionieren. Danach hat sich das Repository als zentrale Ablage bewährt: Jeder konnte sehen, wer wann welches Diagramm geändert hat, und ältere Versionen ließen sich wiederherstellen.</w:t>
+        <w:t xml:space="preserve">, mit denen wir ausprobiert </w:t>
+      </w:r>
+      <w:r>
+        <w:lastRenderedPageBreak/>
+        <w:t>haben, ob alle Schreibrechte funktionieren. Danach hat sich das Repository als zentrale Ablage bewährt: Jeder konnte sehen, wer wann welches Diagramm geändert hat, und ältere Versionen ließen sich wiederherstellen.</w:t>
       </w:r>
     </w:p>
     <w:p>
@@ -7089,11 +7001,10 @@
         <w:jc w:val="both"/>
       </w:pPr>
       <w:r>
-        <w:t xml:space="preserve">Ergänzend haben wir eine zentrale Projektdatei im Repository gepflegt. Sie enthält den aktuellen Stand aller Diagramme mit ihrem Aufbau, die Regeln aus den Vorlesungsunterlagen, eine Aufgabenübersicht mit Zuständigkeiten und ein Änderungsprotokoll. Diese Datei war für uns so etwas wie das Gedächtnis </w:t>
-      </w:r>
-      <w:r>
-        <w:lastRenderedPageBreak/>
-        <w:t>des Projekts und gleichzeitig die Grundlage, auf der wir KI-Werkzeuge mit dem nötigen Kontext versorgt haben.</w:t>
+        <w:t>Ergänzend haben wir eine zentrale Projektdatei im Repository gepflegt. Sie enthält den aktuellen Stand aller Diagramme mit ihrem Aufbau, die Regeln aus den Vorlesungsunterlagen, eine Aufgabenübersicht mit Zuständigkeiten und ein Änderungsprotokoll. Diese Datei war für uns so etwas wie das Gedächtnis des Projekts</w:t>
+      </w:r>
+      <w:r>
+        <w:t>.</w:t>
       </w:r>
     </w:p>
     <w:tbl>
@@ -7118,12 +7029,6 @@
         <w:gridCol w:w="5870"/>
       </w:tblGrid>
       <w:tr>
-        <w:tblPrEx>
-          <w:tblCellMar>
-            <w:top w:w="0" w:type="dxa"/>
-            <w:bottom w:w="0" w:type="dxa"/>
-          </w:tblCellMar>
-        </w:tblPrEx>
         <w:trPr>
           <w:tblHeader/>
         </w:trPr>
@@ -7191,12 +7096,6 @@
         </w:tc>
       </w:tr>
       <w:tr>
-        <w:tblPrEx>
-          <w:tblCellMar>
-            <w:top w:w="0" w:type="dxa"/>
-            <w:bottom w:w="0" w:type="dxa"/>
-          </w:tblCellMar>
-        </w:tblPrEx>
         <w:trPr>
           <w:cantSplit/>
         </w:trPr>
@@ -7281,12 +7180,6 @@
         </w:tc>
       </w:tr>
       <w:tr>
-        <w:tblPrEx>
-          <w:tblCellMar>
-            <w:top w:w="0" w:type="dxa"/>
-            <w:bottom w:w="0" w:type="dxa"/>
-          </w:tblCellMar>
-        </w:tblPrEx>
         <w:trPr>
           <w:cantSplit/>
         </w:trPr>
@@ -7348,12 +7241,6 @@
         </w:tc>
       </w:tr>
       <w:tr>
-        <w:tblPrEx>
-          <w:tblCellMar>
-            <w:top w:w="0" w:type="dxa"/>
-            <w:bottom w:w="0" w:type="dxa"/>
-          </w:tblCellMar>
-        </w:tblPrEx>
         <w:trPr>
           <w:cantSplit/>
         </w:trPr>
@@ -7413,12 +7300,6 @@
         </w:tc>
       </w:tr>
       <w:tr>
-        <w:tblPrEx>
-          <w:tblCellMar>
-            <w:top w:w="0" w:type="dxa"/>
-            <w:bottom w:w="0" w:type="dxa"/>
-          </w:tblCellMar>
-        </w:tblPrEx>
         <w:trPr>
           <w:cantSplit/>
         </w:trPr>
@@ -7490,18 +7371,12 @@
                 <w:sz w:val="19"/>
                 <w:szCs w:val="19"/>
               </w:rPr>
-              <w:t>finale UML-Modelle und Abgabe als VPP-Datei; nur über DHBW-Netz bzw. VPN erreichbar</w:t>
+              <w:t>finale UML-Modelle und Abgabe als VPP-Datei</w:t>
             </w:r>
           </w:p>
         </w:tc>
       </w:tr>
       <w:tr>
-        <w:tblPrEx>
-          <w:tblCellMar>
-            <w:top w:w="0" w:type="dxa"/>
-            <w:bottom w:w="0" w:type="dxa"/>
-          </w:tblCellMar>
-        </w:tblPrEx>
         <w:trPr>
           <w:cantSplit/>
         </w:trPr>
@@ -7561,12 +7436,6 @@
         </w:tc>
       </w:tr>
       <w:tr>
-        <w:tblPrEx>
-          <w:tblCellMar>
-            <w:top w:w="0" w:type="dxa"/>
-            <w:bottom w:w="0" w:type="dxa"/>
-          </w:tblCellMar>
-        </w:tblPrEx>
         <w:trPr>
           <w:cantSplit/>
         </w:trPr>
@@ -7628,12 +7497,6 @@
         </w:tc>
       </w:tr>
       <w:tr>
-        <w:tblPrEx>
-          <w:tblCellMar>
-            <w:top w:w="0" w:type="dxa"/>
-            <w:bottom w:w="0" w:type="dxa"/>
-          </w:tblCellMar>
-        </w:tblPrEx>
         <w:trPr>
           <w:cantSplit/>
         </w:trPr>
@@ -7723,7 +7586,7 @@
     </w:p>
     <w:p>
       <w:pPr>
-        <w:pStyle w:val="berschrift2"/>
+        <w:pStyle w:val="Heading2"/>
       </w:pPr>
       <w:bookmarkStart w:id="17" w:name="_Toc243475004"/>
       <w:proofErr w:type="gramStart"/>
@@ -7747,7 +7610,7 @@
     </w:p>
     <w:p>
       <w:pPr>
-        <w:pStyle w:val="Listenabsatz"/>
+        <w:pStyle w:val="ListParagraph"/>
         <w:numPr>
           <w:ilvl w:val="0"/>
           <w:numId w:val="2"/>
@@ -7767,7 +7630,7 @@
     </w:p>
     <w:p>
       <w:pPr>
-        <w:pStyle w:val="Listenabsatz"/>
+        <w:pStyle w:val="ListParagraph"/>
         <w:numPr>
           <w:ilvl w:val="0"/>
           <w:numId w:val="2"/>
@@ -7787,7 +7650,7 @@
     </w:p>
     <w:p>
       <w:pPr>
-        <w:pStyle w:val="Listenabsatz"/>
+        <w:pStyle w:val="ListParagraph"/>
         <w:numPr>
           <w:ilvl w:val="0"/>
           <w:numId w:val="2"/>
@@ -7807,7 +7670,7 @@
     </w:p>
     <w:p>
       <w:pPr>
-        <w:pStyle w:val="Listenabsatz"/>
+        <w:pStyle w:val="ListParagraph"/>
         <w:numPr>
           <w:ilvl w:val="0"/>
           <w:numId w:val="2"/>
@@ -7835,7 +7698,7 @@
     </w:p>
     <w:p>
       <w:pPr>
-        <w:pStyle w:val="berschrift1"/>
+        <w:pStyle w:val="Heading1"/>
       </w:pPr>
       <w:bookmarkStart w:id="18" w:name="_Toc243475005"/>
       <w:proofErr w:type="gramStart"/>
@@ -7881,12 +7744,6 @@
         <w:gridCol w:w="1500"/>
       </w:tblGrid>
       <w:tr>
-        <w:tblPrEx>
-          <w:tblCellMar>
-            <w:top w:w="0" w:type="dxa"/>
-            <w:bottom w:w="0" w:type="dxa"/>
-          </w:tblCellMar>
-        </w:tblPrEx>
         <w:trPr>
           <w:tblHeader/>
         </w:trPr>
@@ -7917,6 +7774,7 @@
                 <w:sz w:val="19"/>
                 <w:szCs w:val="19"/>
               </w:rPr>
+              <w:lastRenderedPageBreak/>
               <w:t>Artefakt</w:t>
             </w:r>
           </w:p>
@@ -8016,12 +7874,6 @@
         </w:tc>
       </w:tr>
       <w:tr>
-        <w:tblPrEx>
-          <w:tblCellMar>
-            <w:top w:w="0" w:type="dxa"/>
-            <w:bottom w:w="0" w:type="dxa"/>
-          </w:tblCellMar>
-        </w:tblPrEx>
         <w:trPr>
           <w:cantSplit/>
         </w:trPr>
@@ -8153,12 +8005,6 @@
         </w:tc>
       </w:tr>
       <w:tr>
-        <w:tblPrEx>
-          <w:tblCellMar>
-            <w:top w:w="0" w:type="dxa"/>
-            <w:bottom w:w="0" w:type="dxa"/>
-          </w:tblCellMar>
-        </w:tblPrEx>
         <w:trPr>
           <w:cantSplit/>
         </w:trPr>
@@ -8285,12 +8131,6 @@
         </w:tc>
       </w:tr>
       <w:tr>
-        <w:tblPrEx>
-          <w:tblCellMar>
-            <w:top w:w="0" w:type="dxa"/>
-            <w:bottom w:w="0" w:type="dxa"/>
-          </w:tblCellMar>
-        </w:tblPrEx>
         <w:trPr>
           <w:cantSplit/>
         </w:trPr>
@@ -8413,12 +8253,6 @@
         </w:tc>
       </w:tr>
       <w:tr>
-        <w:tblPrEx>
-          <w:tblCellMar>
-            <w:top w:w="0" w:type="dxa"/>
-            <w:bottom w:w="0" w:type="dxa"/>
-          </w:tblCellMar>
-        </w:tblPrEx>
         <w:trPr>
           <w:cantSplit/>
         </w:trPr>
@@ -8446,7 +8280,6 @@
                 <w:sz w:val="19"/>
                 <w:szCs w:val="19"/>
               </w:rPr>
-              <w:lastRenderedPageBreak/>
               <w:t>Sequenzdiagramme</w:t>
             </w:r>
           </w:p>
@@ -8546,12 +8379,6 @@
         </w:tc>
       </w:tr>
       <w:tr>
-        <w:tblPrEx>
-          <w:tblCellMar>
-            <w:top w:w="0" w:type="dxa"/>
-            <w:bottom w:w="0" w:type="dxa"/>
-          </w:tblCellMar>
-        </w:tblPrEx>
         <w:trPr>
           <w:cantSplit/>
         </w:trPr>
@@ -8564,21 +8391,22 @@
               <w:bottom w:val="single" w:sz="4" w:space="0" w:color="B7C9CC"/>
               <w:right w:val="single" w:sz="4" w:space="0" w:color="B7C9CC"/>
             </w:tcBorders>
-            <w:tcMar>
-              <w:top w:w="70" w:type="dxa"/>
-              <w:left w:w="110" w:type="dxa"/>
-              <w:bottom w:w="70" w:type="dxa"/>
-              <w:right w:w="110" w:type="dxa"/>
-            </w:tcMar>
-            <w:vAlign w:val="center"/>
-          </w:tcPr>
-          <w:p>
-            <w:r>
-              <w:rPr>
-                <w:sz w:val="19"/>
-                <w:szCs w:val="19"/>
-              </w:rPr>
-              <w:t>BPMN-Prüfcheckliste</w:t>
+            <w:shd w:val="clear" w:color="auto" w:fill="F4F8F9"/>
+            <w:tcMar>
+              <w:top w:w="70" w:type="dxa"/>
+              <w:left w:w="110" w:type="dxa"/>
+              <w:bottom w:w="70" w:type="dxa"/>
+              <w:right w:w="110" w:type="dxa"/>
+            </w:tcMar>
+            <w:vAlign w:val="center"/>
+          </w:tcPr>
+          <w:p>
+            <w:r>
+              <w:rPr>
+                <w:sz w:val="19"/>
+                <w:szCs w:val="19"/>
+              </w:rPr>
+              <w:t>Abschlusspräsentation</w:t>
             </w:r>
           </w:p>
         </w:tc>
@@ -8591,6 +8419,7 @@
               <w:bottom w:val="single" w:sz="4" w:space="0" w:color="B7C9CC"/>
               <w:right w:val="single" w:sz="4" w:space="0" w:color="B7C9CC"/>
             </w:tcBorders>
+            <w:shd w:val="clear" w:color="auto" w:fill="F4F8F9"/>
             <w:tcMar>
               <w:top w:w="70" w:type="dxa"/>
               <w:left w:w="110" w:type="dxa"/>
@@ -8618,21 +8447,22 @@
               <w:bottom w:val="single" w:sz="4" w:space="0" w:color="B7C9CC"/>
               <w:right w:val="single" w:sz="4" w:space="0" w:color="B7C9CC"/>
             </w:tcBorders>
-            <w:tcMar>
-              <w:top w:w="70" w:type="dxa"/>
-              <w:left w:w="110" w:type="dxa"/>
-              <w:bottom w:w="70" w:type="dxa"/>
-              <w:right w:w="110" w:type="dxa"/>
-            </w:tcMar>
-            <w:vAlign w:val="center"/>
-          </w:tcPr>
-          <w:p>
-            <w:r>
-              <w:rPr>
-                <w:sz w:val="19"/>
-                <w:szCs w:val="19"/>
-              </w:rPr>
-              <w:t>Markdown</w:t>
+            <w:shd w:val="clear" w:color="auto" w:fill="F4F8F9"/>
+            <w:tcMar>
+              <w:top w:w="70" w:type="dxa"/>
+              <w:left w:w="110" w:type="dxa"/>
+              <w:bottom w:w="70" w:type="dxa"/>
+              <w:right w:w="110" w:type="dxa"/>
+            </w:tcMar>
+            <w:vAlign w:val="center"/>
+          </w:tcPr>
+          <w:p>
+            <w:r>
+              <w:rPr>
+                <w:sz w:val="19"/>
+                <w:szCs w:val="19"/>
+              </w:rPr>
+              <w:t>Präsentationssoftware</w:t>
             </w:r>
           </w:p>
         </w:tc>
@@ -8645,155 +8475,27 @@
               <w:bottom w:val="single" w:sz="4" w:space="0" w:color="B7C9CC"/>
               <w:right w:val="single" w:sz="4" w:space="0" w:color="B7C9CC"/>
             </w:tcBorders>
-            <w:tcMar>
-              <w:top w:w="70" w:type="dxa"/>
-              <w:left w:w="110" w:type="dxa"/>
-              <w:bottom w:w="70" w:type="dxa"/>
-              <w:right w:w="110" w:type="dxa"/>
-            </w:tcMar>
-            <w:vAlign w:val="center"/>
-          </w:tcPr>
-          <w:p>
-            <w:r>
-              <w:rPr>
-                <w:sz w:val="19"/>
-                <w:szCs w:val="19"/>
-              </w:rPr>
-              <w:t>internes Hilfsmittel</w:t>
+            <w:shd w:val="clear" w:color="auto" w:fill="F4F8F9"/>
+            <w:tcMar>
+              <w:top w:w="70" w:type="dxa"/>
+              <w:left w:w="110" w:type="dxa"/>
+              <w:bottom w:w="70" w:type="dxa"/>
+              <w:right w:w="110" w:type="dxa"/>
+            </w:tcMar>
+            <w:vAlign w:val="center"/>
+          </w:tcPr>
+          <w:p>
+            <w:r>
+              <w:rPr>
+                <w:sz w:val="19"/>
+                <w:szCs w:val="19"/>
+              </w:rPr>
+              <w:t>gehalten</w:t>
             </w:r>
           </w:p>
         </w:tc>
       </w:tr>
       <w:tr>
-        <w:tblPrEx>
-          <w:tblCellMar>
-            <w:top w:w="0" w:type="dxa"/>
-            <w:bottom w:w="0" w:type="dxa"/>
-          </w:tblCellMar>
-        </w:tblPrEx>
-        <w:trPr>
-          <w:cantSplit/>
-        </w:trPr>
-        <w:tc>
-          <w:tcPr>
-            <w:tcW w:w="3300" w:type="dxa"/>
-            <w:tcBorders>
-              <w:top w:val="single" w:sz="4" w:space="0" w:color="B7C9CC"/>
-              <w:left w:val="single" w:sz="4" w:space="0" w:color="B7C9CC"/>
-              <w:bottom w:val="single" w:sz="4" w:space="0" w:color="B7C9CC"/>
-              <w:right w:val="single" w:sz="4" w:space="0" w:color="B7C9CC"/>
-            </w:tcBorders>
-            <w:shd w:val="clear" w:color="auto" w:fill="F4F8F9"/>
-            <w:tcMar>
-              <w:top w:w="70" w:type="dxa"/>
-              <w:left w:w="110" w:type="dxa"/>
-              <w:bottom w:w="70" w:type="dxa"/>
-              <w:right w:w="110" w:type="dxa"/>
-            </w:tcMar>
-            <w:vAlign w:val="center"/>
-          </w:tcPr>
-          <w:p>
-            <w:r>
-              <w:rPr>
-                <w:sz w:val="19"/>
-                <w:szCs w:val="19"/>
-              </w:rPr>
-              <w:t>Abschlusspräsentation</w:t>
-            </w:r>
-          </w:p>
-        </w:tc>
-        <w:tc>
-          <w:tcPr>
-            <w:tcW w:w="1900" w:type="dxa"/>
-            <w:tcBorders>
-              <w:top w:val="single" w:sz="4" w:space="0" w:color="B7C9CC"/>
-              <w:left w:val="single" w:sz="4" w:space="0" w:color="B7C9CC"/>
-              <w:bottom w:val="single" w:sz="4" w:space="0" w:color="B7C9CC"/>
-              <w:right w:val="single" w:sz="4" w:space="0" w:color="B7C9CC"/>
-            </w:tcBorders>
-            <w:shd w:val="clear" w:color="auto" w:fill="F4F8F9"/>
-            <w:tcMar>
-              <w:top w:w="70" w:type="dxa"/>
-              <w:left w:w="110" w:type="dxa"/>
-              <w:bottom w:w="70" w:type="dxa"/>
-              <w:right w:w="110" w:type="dxa"/>
-            </w:tcMar>
-            <w:vAlign w:val="center"/>
-          </w:tcPr>
-          <w:p>
-            <w:r>
-              <w:rPr>
-                <w:sz w:val="19"/>
-                <w:szCs w:val="19"/>
-              </w:rPr>
-              <w:t>1</w:t>
-            </w:r>
-          </w:p>
-        </w:tc>
-        <w:tc>
-          <w:tcPr>
-            <w:tcW w:w="2370" w:type="dxa"/>
-            <w:tcBorders>
-              <w:top w:val="single" w:sz="4" w:space="0" w:color="B7C9CC"/>
-              <w:left w:val="single" w:sz="4" w:space="0" w:color="B7C9CC"/>
-              <w:bottom w:val="single" w:sz="4" w:space="0" w:color="B7C9CC"/>
-              <w:right w:val="single" w:sz="4" w:space="0" w:color="B7C9CC"/>
-            </w:tcBorders>
-            <w:shd w:val="clear" w:color="auto" w:fill="F4F8F9"/>
-            <w:tcMar>
-              <w:top w:w="70" w:type="dxa"/>
-              <w:left w:w="110" w:type="dxa"/>
-              <w:bottom w:w="70" w:type="dxa"/>
-              <w:right w:w="110" w:type="dxa"/>
-            </w:tcMar>
-            <w:vAlign w:val="center"/>
-          </w:tcPr>
-          <w:p>
-            <w:r>
-              <w:rPr>
-                <w:sz w:val="19"/>
-                <w:szCs w:val="19"/>
-              </w:rPr>
-              <w:t>Präsentationssoftware</w:t>
-            </w:r>
-          </w:p>
-        </w:tc>
-        <w:tc>
-          <w:tcPr>
-            <w:tcW w:w="1500" w:type="dxa"/>
-            <w:tcBorders>
-              <w:top w:val="single" w:sz="4" w:space="0" w:color="B7C9CC"/>
-              <w:left w:val="single" w:sz="4" w:space="0" w:color="B7C9CC"/>
-              <w:bottom w:val="single" w:sz="4" w:space="0" w:color="B7C9CC"/>
-              <w:right w:val="single" w:sz="4" w:space="0" w:color="B7C9CC"/>
-            </w:tcBorders>
-            <w:shd w:val="clear" w:color="auto" w:fill="F4F8F9"/>
-            <w:tcMar>
-              <w:top w:w="70" w:type="dxa"/>
-              <w:left w:w="110" w:type="dxa"/>
-              <w:bottom w:w="70" w:type="dxa"/>
-              <w:right w:w="110" w:type="dxa"/>
-            </w:tcMar>
-            <w:vAlign w:val="center"/>
-          </w:tcPr>
-          <w:p>
-            <w:r>
-              <w:rPr>
-                <w:sz w:val="19"/>
-                <w:szCs w:val="19"/>
-              </w:rPr>
-              <w:t>gehalten</w:t>
-            </w:r>
-          </w:p>
-        </w:tc>
-      </w:tr>
-      <w:tr>
-        <w:tblPrEx>
-          <w:tblCellMar>
-            <w:top w:w="0" w:type="dxa"/>
-            <w:bottom w:w="0" w:type="dxa"/>
-          </w:tblCellMar>
-        </w:tblPrEx>
         <w:trPr>
           <w:cantSplit/>
         </w:trPr>
@@ -8935,7 +8637,7 @@
     </w:p>
     <w:p>
       <w:pPr>
-        <w:pStyle w:val="berschrift2"/>
+        <w:pStyle w:val="Heading2"/>
       </w:pPr>
       <w:bookmarkStart w:id="19" w:name="_Toc243475006"/>
       <w:proofErr w:type="gramStart"/>
@@ -8990,12 +8692,6 @@
         <w:gridCol w:w="3869"/>
       </w:tblGrid>
       <w:tr>
-        <w:tblPrEx>
-          <w:tblCellMar>
-            <w:top w:w="0" w:type="dxa"/>
-            <w:bottom w:w="0" w:type="dxa"/>
-          </w:tblCellMar>
-        </w:tblPrEx>
         <w:trPr>
           <w:tblHeader/>
         </w:trPr>
@@ -9156,12 +8852,6 @@
         </w:tc>
       </w:tr>
       <w:tr>
-        <w:tblPrEx>
-          <w:tblCellMar>
-            <w:top w:w="0" w:type="dxa"/>
-            <w:bottom w:w="0" w:type="dxa"/>
-          </w:tblCellMar>
-        </w:tblPrEx>
         <w:trPr>
           <w:cantSplit/>
         </w:trPr>
@@ -9302,12 +8992,6 @@
         </w:tc>
       </w:tr>
       <w:tr>
-        <w:tblPrEx>
-          <w:tblCellMar>
-            <w:top w:w="0" w:type="dxa"/>
-            <w:bottom w:w="0" w:type="dxa"/>
-          </w:tblCellMar>
-        </w:tblPrEx>
         <w:trPr>
           <w:cantSplit/>
         </w:trPr>
@@ -9469,12 +9153,6 @@
         </w:tc>
       </w:tr>
       <w:tr>
-        <w:tblPrEx>
-          <w:tblCellMar>
-            <w:top w:w="0" w:type="dxa"/>
-            <w:bottom w:w="0" w:type="dxa"/>
-          </w:tblCellMar>
-        </w:tblPrEx>
         <w:trPr>
           <w:cantSplit/>
         </w:trPr>
@@ -9615,12 +9293,6 @@
         </w:tc>
       </w:tr>
       <w:tr>
-        <w:tblPrEx>
-          <w:tblCellMar>
-            <w:top w:w="0" w:type="dxa"/>
-            <w:bottom w:w="0" w:type="dxa"/>
-          </w:tblCellMar>
-        </w:tblPrEx>
         <w:trPr>
           <w:cantSplit/>
         </w:trPr>
@@ -9766,12 +9438,6 @@
         </w:tc>
       </w:tr>
       <w:tr>
-        <w:tblPrEx>
-          <w:tblCellMar>
-            <w:top w:w="0" w:type="dxa"/>
-            <w:bottom w:w="0" w:type="dxa"/>
-          </w:tblCellMar>
-        </w:tblPrEx>
         <w:trPr>
           <w:cantSplit/>
         </w:trPr>
@@ -9912,12 +9578,6 @@
         </w:tc>
       </w:tr>
       <w:tr>
-        <w:tblPrEx>
-          <w:tblCellMar>
-            <w:top w:w="0" w:type="dxa"/>
-            <w:bottom w:w="0" w:type="dxa"/>
-          </w:tblCellMar>
-        </w:tblPrEx>
         <w:trPr>
           <w:cantSplit/>
         </w:trPr>
@@ -10063,12 +9723,6 @@
         </w:tc>
       </w:tr>
       <w:tr>
-        <w:tblPrEx>
-          <w:tblCellMar>
-            <w:top w:w="0" w:type="dxa"/>
-            <w:bottom w:w="0" w:type="dxa"/>
-          </w:tblCellMar>
-        </w:tblPrEx>
         <w:trPr>
           <w:cantSplit/>
         </w:trPr>
@@ -10209,12 +9863,6 @@
         </w:tc>
       </w:tr>
       <w:tr>
-        <w:tblPrEx>
-          <w:tblCellMar>
-            <w:top w:w="0" w:type="dxa"/>
-            <w:bottom w:w="0" w:type="dxa"/>
-          </w:tblCellMar>
-        </w:tblPrEx>
         <w:trPr>
           <w:cantSplit/>
         </w:trPr>
@@ -10361,12 +10009,6 @@
         </w:tc>
       </w:tr>
       <w:tr>
-        <w:tblPrEx>
-          <w:tblCellMar>
-            <w:top w:w="0" w:type="dxa"/>
-            <w:bottom w:w="0" w:type="dxa"/>
-          </w:tblCellMar>
-        </w:tblPrEx>
         <w:trPr>
           <w:cantSplit/>
         </w:trPr>
@@ -10507,12 +10149,6 @@
         </w:tc>
       </w:tr>
       <w:tr>
-        <w:tblPrEx>
-          <w:tblCellMar>
-            <w:top w:w="0" w:type="dxa"/>
-            <w:bottom w:w="0" w:type="dxa"/>
-          </w:tblCellMar>
-        </w:tblPrEx>
         <w:trPr>
           <w:cantSplit/>
         </w:trPr>
@@ -10658,12 +10294,6 @@
         </w:tc>
       </w:tr>
       <w:tr>
-        <w:tblPrEx>
-          <w:tblCellMar>
-            <w:top w:w="0" w:type="dxa"/>
-            <w:bottom w:w="0" w:type="dxa"/>
-          </w:tblCellMar>
-        </w:tblPrEx>
         <w:trPr>
           <w:cantSplit/>
         </w:trPr>
@@ -10820,12 +10450,6 @@
         </w:tc>
       </w:tr>
       <w:tr>
-        <w:tblPrEx>
-          <w:tblCellMar>
-            <w:top w:w="0" w:type="dxa"/>
-            <w:bottom w:w="0" w:type="dxa"/>
-          </w:tblCellMar>
-        </w:tblPrEx>
         <w:trPr>
           <w:cantSplit/>
         </w:trPr>
@@ -11005,6 +10629,9 @@
       <w:r>
         <w:t>Die meisten Diagramme liegen nach der Überarbeitung im vorgegebenen Korridor von acht bis zwölf Aktivitäten. Eine Ausnahme ist Diagramm 01. Termin suchen und buchen ist der Kernprozess der Plattform, und wir haben uns bewusst dafür entschieden, hier die Vorbereitung in der Praxis mit Geräte- und Raumplanung sichtbar zu lassen. Bei einer weiteren Überarbeitung würden wir diesen Teil allerdings ebenfalls in einen Teilprozess auslagern.</w:t>
       </w:r>
+      <w:r>
+        <w:t xml:space="preserve"> </w:t>
+      </w:r>
     </w:p>
     <w:p>
       <w:pPr>
@@ -11012,7 +10639,129 @@
         <w:jc w:val="both"/>
       </w:pPr>
       <w:r>
-        <w:t>Exemplarisch zeigt die folgende Abbildung das Diagramm zur Patientenüberweisung. Es ist eines der wenigen mit vier Pools und macht gut sichtbar, wie die Plattform den bisher papierbasierten Weg zwischen Hausarzt und Facharzt ersetzt.</w:t>
+        <w:t xml:space="preserve">Exemplarisch zeigt die folgende Abbildung das Diagramm zur Patientenüberweisung. </w:t>
+      </w:r>
+    </w:p>
+    <w:p>
+      <w:pPr>
+        <w:spacing w:after="140"/>
+        <w:jc w:val="both"/>
+      </w:pPr>
+    </w:p>
+    <w:p>
+      <w:pPr>
+        <w:spacing w:after="140"/>
+        <w:jc w:val="center"/>
+      </w:pPr>
+      <w:r>
+        <w:drawing>
+          <wp:inline distT="0" distB="0" distL="0" distR="0" wp14:anchorId="754DACA4" wp14:editId="19B7612A">
+            <wp:extent cx="4510796" cy="3059289"/>
+            <wp:effectExtent l="0" t="0" r="0" b="1905"/>
+            <wp:docPr id="1690947033" name="Picture 1"/>
+            <wp:cNvGraphicFramePr>
+              <a:graphicFrameLocks xmlns:a="http://schemas.openxmlformats.org/drawingml/2006/main" noChangeAspect="1"/>
+            </wp:cNvGraphicFramePr>
+            <a:graphic xmlns:a="http://schemas.openxmlformats.org/drawingml/2006/main">
+              <a:graphicData uri="http://schemas.openxmlformats.org/drawingml/2006/picture">
+                <pic:pic xmlns:pic="http://schemas.openxmlformats.org/drawingml/2006/picture">
+                  <pic:nvPicPr>
+                    <pic:cNvPr id="1690947033" name=""/>
+                    <pic:cNvPicPr/>
+                  </pic:nvPicPr>
+                  <pic:blipFill>
+                    <a:blip r:embed="rId10"/>
+                    <a:stretch>
+                      <a:fillRect/>
+                    </a:stretch>
+                  </pic:blipFill>
+                  <pic:spPr>
+                    <a:xfrm>
+                      <a:off x="0" y="0"/>
+                      <a:ext cx="4628899" cy="3139388"/>
+                    </a:xfrm>
+                    <a:prstGeom prst="rect">
+                      <a:avLst/>
+                    </a:prstGeom>
+                  </pic:spPr>
+                </pic:pic>
+              </a:graphicData>
+            </a:graphic>
+          </wp:inline>
+        </w:drawing>
+      </w:r>
+      <w:r>
+        <w:br/>
+      </w:r>
+      <w:r>
+        <w:rPr>
+          <w:b/>
+          <w:bCs/>
+          <w:color w:val="5B6770"/>
+          <w:sz w:val="18"/>
+          <w:szCs w:val="18"/>
+        </w:rPr>
+        <w:t xml:space="preserve">Abbildung 4: </w:t>
+      </w:r>
+      <w:r>
+        <w:rPr>
+          <w:i/>
+          <w:iCs/>
+          <w:color w:val="5B6770"/>
+          <w:sz w:val="18"/>
+          <w:szCs w:val="18"/>
+        </w:rPr>
+        <w:t>Export des BPMN-Diagramms 05 „Patient überweisen“</w:t>
+      </w:r>
+    </w:p>
+    <w:p>
+      <w:pPr>
+        <w:pStyle w:val="Heading2"/>
+      </w:pPr>
+      <w:bookmarkStart w:id="20" w:name="_Toc243475007"/>
+      <w:proofErr w:type="gramStart"/>
+      <w:r>
+        <w:lastRenderedPageBreak/>
+        <w:t>6.2  Use</w:t>
+      </w:r>
+      <w:proofErr w:type="gramEnd"/>
+      <w:r>
+        <w:t>-Case-Diagramm</w:t>
+      </w:r>
+      <w:bookmarkEnd w:id="20"/>
+    </w:p>
+    <w:p>
+      <w:pPr>
+        <w:spacing w:after="140"/>
+        <w:jc w:val="both"/>
+      </w:pPr>
+      <w:r>
+        <w:t>Das Use-Case-Diagramm zeigt die Plattform aus Sicht ihrer Nutzer. Innerhalb der Systemgrenze „</w:t>
+      </w:r>
+      <w:proofErr w:type="spellStart"/>
+      <w:r>
+        <w:t>AutoMedic</w:t>
+      </w:r>
+      <w:proofErr w:type="spellEnd"/>
+      <w:r>
+        <w:t xml:space="preserve"> – Digitale Terminbuchungsplattform“ liegen zwölf Anwendungsfälle, außerhalb fünf Akteure: Patient, Begleitperson, Praxismitarbeiter, Arzt und Facharzt. Die Anwendungsfälle entsprechen weitgehend unseren Prozessen, zum Beispiel „Patientenregistrierung“, „Termin suchen &amp; buchen“, „Termin ändern“, „Terminerinnerung senden“, „Check-In bei Arztpraxis“, „Untersuchung“, „Patient überweisen“, „Rezept verlängern“, „Apotheke suchen“, „Notfall melden“, „Videosprechstunde buchen“ und „Post-Termin-Dokumentation“.</w:t>
+      </w:r>
+    </w:p>
+    <w:p>
+      <w:pPr>
+        <w:spacing w:after="140"/>
+        <w:jc w:val="both"/>
+      </w:pPr>
+      <w:r>
+        <w:t>Die Beziehungen zwischen den Anwendungsfällen haben wir sparsam eingesetzt. Mit «</w:t>
+      </w:r>
+      <w:proofErr w:type="spellStart"/>
+      <w:r>
+        <w:t>extend</w:t>
+      </w:r>
+      <w:proofErr w:type="spellEnd"/>
+      <w:r>
+        <w:t>» haben wir optionale Erweiterungen gekennzeichnet, also Fälle, die nur unter bestimmten Bedingungen an einen anderen anschließen. Die Begleitperson ist als eigener Akteur modelliert, weil sie im Notfall stellvertretend für den Patienten handelt. Wie in Kapitel 4.4 beschrieben, enthält das finale Diagramm keine Ablaufpfeile mehr.</w:t>
       </w:r>
     </w:p>
     <w:tbl>
@@ -11036,12 +10785,6 @@
         <w:gridCol w:w="9070"/>
       </w:tblGrid>
       <w:tr>
-        <w:tblPrEx>
-          <w:tblCellMar>
-            <w:top w:w="0" w:type="dxa"/>
-            <w:bottom w:w="0" w:type="dxa"/>
-          </w:tblCellMar>
-        </w:tblPrEx>
         <w:trPr>
           <w:trHeight w:val="3300"/>
         </w:trPr>
@@ -11068,7 +10811,7 @@
                 <w:color w:val="7A8A90"/>
                 <w:highlight w:val="yellow"/>
               </w:rPr>
-              <w:t xml:space="preserve">Platzhalter: Export des BPMN-Diagramms 05 „Patient überweisen“ aus dem </w:t>
+              <w:t xml:space="preserve">Platzhalter: Export des Use-Case-Diagramms aus Visual </w:t>
             </w:r>
             <w:proofErr w:type="spellStart"/>
             <w:r>
@@ -11078,7 +10821,7 @@
                 <w:color w:val="7A8A90"/>
                 <w:highlight w:val="yellow"/>
               </w:rPr>
-              <w:t>Camunda</w:t>
+              <w:t>Paradigm</w:t>
             </w:r>
             <w:proofErr w:type="spellEnd"/>
             <w:r>
@@ -11088,7 +10831,7 @@
                 <w:color w:val="7A8A90"/>
                 <w:highlight w:val="yellow"/>
               </w:rPr>
-              <w:t xml:space="preserve"> </w:t>
+              <w:t xml:space="preserve"> einfügen (Use-Case-Diagramm der Plattform </w:t>
             </w:r>
             <w:proofErr w:type="spellStart"/>
             <w:r>
@@ -11098,7 +10841,7 @@
                 <w:color w:val="7A8A90"/>
                 <w:highlight w:val="yellow"/>
               </w:rPr>
-              <w:t>Modeler</w:t>
+              <w:t>AutoMedic</w:t>
             </w:r>
             <w:proofErr w:type="spellEnd"/>
             <w:r>
@@ -11108,7 +10851,7 @@
                 <w:color w:val="7A8A90"/>
                 <w:highlight w:val="yellow"/>
               </w:rPr>
-              <w:t xml:space="preserve"> einfügen (Beispiel eines BPMN-Diagramms)</w:t>
+              <w:t>)</w:t>
             </w:r>
           </w:p>
         </w:tc>
@@ -11127,7 +10870,7 @@
           <w:sz w:val="18"/>
           <w:szCs w:val="18"/>
         </w:rPr>
-        <w:t xml:space="preserve">Abbildung 4: </w:t>
+        <w:t xml:space="preserve">Abbildung 5: </w:t>
       </w:r>
       <w:r>
         <w:rPr>
@@ -11137,7 +10880,7 @@
           <w:sz w:val="18"/>
           <w:szCs w:val="18"/>
         </w:rPr>
-        <w:t xml:space="preserve">Export des BPMN-Diagramms 05 „Patient überweisen“ aus dem </w:t>
+        <w:t xml:space="preserve">Export des Use-Case-Diagramms aus Visual </w:t>
       </w:r>
       <w:proofErr w:type="spellStart"/>
       <w:r>
@@ -11148,29 +10891,7 @@
           <w:sz w:val="18"/>
           <w:szCs w:val="18"/>
         </w:rPr>
-        <w:t>Camunda</w:t>
-      </w:r>
-      <w:proofErr w:type="spellEnd"/>
-      <w:r>
-        <w:rPr>
-          <w:i/>
-          <w:iCs/>
-          <w:color w:val="5B6770"/>
-          <w:sz w:val="18"/>
-          <w:szCs w:val="18"/>
-        </w:rPr>
-        <w:t xml:space="preserve"> </w:t>
-      </w:r>
-      <w:proofErr w:type="spellStart"/>
-      <w:r>
-        <w:rPr>
-          <w:i/>
-          <w:iCs/>
-          <w:color w:val="5B6770"/>
-          <w:sz w:val="18"/>
-          <w:szCs w:val="18"/>
-        </w:rPr>
-        <w:t>Modeler</w:t>
+        <w:t>Paradigm</w:t>
       </w:r>
       <w:proofErr w:type="spellEnd"/>
       <w:r>
@@ -11186,204 +10907,7 @@
     </w:p>
     <w:p>
       <w:pPr>
-        <w:pStyle w:val="berschrift2"/>
-      </w:pPr>
-      <w:bookmarkStart w:id="20" w:name="_Toc243475007"/>
-      <w:proofErr w:type="gramStart"/>
-      <w:r>
-        <w:lastRenderedPageBreak/>
-        <w:t>6.2  Use</w:t>
-      </w:r>
-      <w:proofErr w:type="gramEnd"/>
-      <w:r>
-        <w:t>-Case-Diagramm</w:t>
-      </w:r>
-      <w:bookmarkEnd w:id="20"/>
-    </w:p>
-    <w:p>
-      <w:pPr>
-        <w:spacing w:after="140"/>
-        <w:jc w:val="both"/>
-      </w:pPr>
-      <w:r>
-        <w:t>Das Use-Case-Diagramm zeigt die Plattform aus Sicht ihrer Nutzer. Innerhalb der Systemgrenze „</w:t>
-      </w:r>
-      <w:proofErr w:type="spellStart"/>
-      <w:r>
-        <w:t>AutoMedic</w:t>
-      </w:r>
-      <w:proofErr w:type="spellEnd"/>
-      <w:r>
-        <w:t xml:space="preserve"> – Digitale Terminbuchungsplattform“ liegen zwölf Anwendungsfälle, außerhalb fünf Akteure: Patient, Begleitperson, Praxismitarbeiter, Arzt und Facharzt. Die Anwendungsfälle entsprechen weitgehend unseren Prozessen, zum Beispiel „Patientenregistrierung“, „Termin suchen &amp; buchen“, „Termin ändern“, „Terminerinnerung senden“, „Check-In bei Arztpraxis“, „Untersuchung“, „Patient überweisen“, „Rezept verlängern“, „Apotheke suchen“, „Notfall melden“, „Videosprechstunde buchen“ und „Post-Termin-Dokumentation“.</w:t>
-      </w:r>
-    </w:p>
-    <w:p>
-      <w:pPr>
-        <w:spacing w:after="140"/>
-        <w:jc w:val="both"/>
-      </w:pPr>
-      <w:r>
-        <w:t>Die Beziehungen zwischen den Anwendungsfällen haben wir sparsam eingesetzt. Mit «</w:t>
-      </w:r>
-      <w:proofErr w:type="spellStart"/>
-      <w:r>
-        <w:t>extend</w:t>
-      </w:r>
-      <w:proofErr w:type="spellEnd"/>
-      <w:r>
-        <w:t>» haben wir optionale Erweiterungen gekennzeichnet, also Fälle, die nur unter bestimmten Bedingungen an einen anderen anschließen. Die Begleitperson ist als eigener Akteur modelliert, weil sie im Notfall stellvertretend für den Patienten handelt. Wie in Kapitel 4.4 beschrieben, enthält das finale Diagramm keine Ablaufpfeile mehr.</w:t>
-      </w:r>
-    </w:p>
-    <w:tbl>
-      <w:tblPr>
-        <w:tblW w:w="9070" w:type="dxa"/>
-        <w:tblBorders>
-          <w:top w:val="single" w:sz="4" w:space="0" w:color="auto"/>
-          <w:left w:val="single" w:sz="4" w:space="0" w:color="auto"/>
-          <w:bottom w:val="single" w:sz="4" w:space="0" w:color="auto"/>
-          <w:right w:val="single" w:sz="4" w:space="0" w:color="auto"/>
-          <w:insideH w:val="single" w:sz="4" w:space="0" w:color="auto"/>
-          <w:insideV w:val="single" w:sz="4" w:space="0" w:color="auto"/>
-        </w:tblBorders>
-        <w:tblCellMar>
-          <w:left w:w="10" w:type="dxa"/>
-          <w:right w:w="10" w:type="dxa"/>
-        </w:tblCellMar>
-        <w:tblLook w:val="0000" w:firstRow="0" w:lastRow="0" w:firstColumn="0" w:lastColumn="0" w:noHBand="0" w:noVBand="0"/>
-      </w:tblPr>
-      <w:tblGrid>
-        <w:gridCol w:w="9070"/>
-      </w:tblGrid>
-      <w:tr>
-        <w:tblPrEx>
-          <w:tblCellMar>
-            <w:top w:w="0" w:type="dxa"/>
-            <w:bottom w:w="0" w:type="dxa"/>
-          </w:tblCellMar>
-        </w:tblPrEx>
-        <w:trPr>
-          <w:trHeight w:val="3300"/>
-        </w:trPr>
-        <w:tc>
-          <w:tcPr>
-            <w:tcW w:w="9070" w:type="dxa"/>
-            <w:tcBorders>
-              <w:top w:val="dashed" w:sz="8" w:space="0" w:color="9AAAB0"/>
-              <w:left w:val="dashed" w:sz="8" w:space="0" w:color="9AAAB0"/>
-              <w:bottom w:val="dashed" w:sz="8" w:space="0" w:color="9AAAB0"/>
-              <w:right w:val="dashed" w:sz="8" w:space="0" w:color="9AAAB0"/>
-            </w:tcBorders>
-            <w:shd w:val="clear" w:color="auto" w:fill="F6F8F9"/>
-            <w:vAlign w:val="center"/>
-          </w:tcPr>
-          <w:p>
-            <w:pPr>
-              <w:jc w:val="center"/>
-            </w:pPr>
-            <w:r>
-              <w:rPr>
-                <w:i/>
-                <w:iCs/>
-                <w:color w:val="7A8A90"/>
-                <w:highlight w:val="yellow"/>
-              </w:rPr>
-              <w:t xml:space="preserve">Platzhalter: Export des Use-Case-Diagramms aus Visual </w:t>
-            </w:r>
-            <w:proofErr w:type="spellStart"/>
-            <w:r>
-              <w:rPr>
-                <w:i/>
-                <w:iCs/>
-                <w:color w:val="7A8A90"/>
-                <w:highlight w:val="yellow"/>
-              </w:rPr>
-              <w:t>Paradigm</w:t>
-            </w:r>
-            <w:proofErr w:type="spellEnd"/>
-            <w:r>
-              <w:rPr>
-                <w:i/>
-                <w:iCs/>
-                <w:color w:val="7A8A90"/>
-                <w:highlight w:val="yellow"/>
-              </w:rPr>
-              <w:t xml:space="preserve"> einfügen (Use-Case-Diagramm der Plattform </w:t>
-            </w:r>
-            <w:proofErr w:type="spellStart"/>
-            <w:r>
-              <w:rPr>
-                <w:i/>
-                <w:iCs/>
-                <w:color w:val="7A8A90"/>
-                <w:highlight w:val="yellow"/>
-              </w:rPr>
-              <w:t>AutoMedic</w:t>
-            </w:r>
-            <w:proofErr w:type="spellEnd"/>
-            <w:r>
-              <w:rPr>
-                <w:i/>
-                <w:iCs/>
-                <w:color w:val="7A8A90"/>
-                <w:highlight w:val="yellow"/>
-              </w:rPr>
-              <w:t>)</w:t>
-            </w:r>
-          </w:p>
-        </w:tc>
-      </w:tr>
-    </w:tbl>
-    <w:p>
-      <w:pPr>
-        <w:spacing w:before="60" w:after="240"/>
-        <w:jc w:val="center"/>
-      </w:pPr>
-      <w:r>
-        <w:rPr>
-          <w:b/>
-          <w:bCs/>
-          <w:color w:val="5B6770"/>
-          <w:sz w:val="18"/>
-          <w:szCs w:val="18"/>
-        </w:rPr>
-        <w:t xml:space="preserve">Abbildung 5: </w:t>
-      </w:r>
-      <w:r>
-        <w:rPr>
-          <w:i/>
-          <w:iCs/>
-          <w:color w:val="5B6770"/>
-          <w:sz w:val="18"/>
-          <w:szCs w:val="18"/>
-        </w:rPr>
-        <w:t xml:space="preserve">Export des Use-Case-Diagramms aus Visual </w:t>
-      </w:r>
-      <w:proofErr w:type="spellStart"/>
-      <w:r>
-        <w:rPr>
-          <w:i/>
-          <w:iCs/>
-          <w:color w:val="5B6770"/>
-          <w:sz w:val="18"/>
-          <w:szCs w:val="18"/>
-        </w:rPr>
-        <w:t>Paradigm</w:t>
-      </w:r>
-      <w:proofErr w:type="spellEnd"/>
-      <w:r>
-        <w:rPr>
-          <w:i/>
-          <w:iCs/>
-          <w:color w:val="5B6770"/>
-          <w:sz w:val="18"/>
-          <w:szCs w:val="18"/>
-        </w:rPr>
-        <w:t xml:space="preserve"> einfügen</w:t>
-      </w:r>
-    </w:p>
-    <w:p>
-      <w:pPr>
-        <w:pStyle w:val="berschrift2"/>
+        <w:pStyle w:val="Heading2"/>
       </w:pPr>
       <w:bookmarkStart w:id="21" w:name="_Toc243475008"/>
       <w:proofErr w:type="gramStart"/>
@@ -11426,12 +10950,6 @@
         <w:gridCol w:w="3100"/>
       </w:tblGrid>
       <w:tr>
-        <w:tblPrEx>
-          <w:tblCellMar>
-            <w:top w:w="0" w:type="dxa"/>
-            <w:bottom w:w="0" w:type="dxa"/>
-          </w:tblCellMar>
-        </w:tblPrEx>
         <w:trPr>
           <w:tblHeader/>
         </w:trPr>
@@ -11561,12 +11079,6 @@
         </w:tc>
       </w:tr>
       <w:tr>
-        <w:tblPrEx>
-          <w:tblCellMar>
-            <w:top w:w="0" w:type="dxa"/>
-            <w:bottom w:w="0" w:type="dxa"/>
-          </w:tblCellMar>
-        </w:tblPrEx>
         <w:trPr>
           <w:cantSplit/>
         </w:trPr>
@@ -11689,12 +11201,6 @@
         </w:tc>
       </w:tr>
       <w:tr>
-        <w:tblPrEx>
-          <w:tblCellMar>
-            <w:top w:w="0" w:type="dxa"/>
-            <w:bottom w:w="0" w:type="dxa"/>
-          </w:tblCellMar>
-        </w:tblPrEx>
         <w:trPr>
           <w:cantSplit/>
         </w:trPr>
@@ -11837,12 +11343,6 @@
         </w:tc>
       </w:tr>
       <w:tr>
-        <w:tblPrEx>
-          <w:tblCellMar>
-            <w:top w:w="0" w:type="dxa"/>
-            <w:bottom w:w="0" w:type="dxa"/>
-          </w:tblCellMar>
-        </w:tblPrEx>
         <w:trPr>
           <w:cantSplit/>
         </w:trPr>
@@ -11965,12 +11465,6 @@
         </w:tc>
       </w:tr>
       <w:tr>
-        <w:tblPrEx>
-          <w:tblCellMar>
-            <w:top w:w="0" w:type="dxa"/>
-            <w:bottom w:w="0" w:type="dxa"/>
-          </w:tblCellMar>
-        </w:tblPrEx>
         <w:trPr>
           <w:cantSplit/>
         </w:trPr>
@@ -12098,12 +11592,6 @@
         </w:tc>
       </w:tr>
       <w:tr>
-        <w:tblPrEx>
-          <w:tblCellMar>
-            <w:top w:w="0" w:type="dxa"/>
-            <w:bottom w:w="0" w:type="dxa"/>
-          </w:tblCellMar>
-        </w:tblPrEx>
         <w:trPr>
           <w:cantSplit/>
         </w:trPr>
@@ -12307,12 +11795,6 @@
         <w:gridCol w:w="9070"/>
       </w:tblGrid>
       <w:tr>
-        <w:tblPrEx>
-          <w:tblCellMar>
-            <w:top w:w="0" w:type="dxa"/>
-            <w:bottom w:w="0" w:type="dxa"/>
-          </w:tblCellMar>
-        </w:tblPrEx>
         <w:trPr>
           <w:trHeight w:val="3300"/>
         </w:trPr>
@@ -12373,7 +11855,7 @@
     </w:p>
     <w:p>
       <w:pPr>
-        <w:pStyle w:val="berschrift2"/>
+        <w:pStyle w:val="Heading2"/>
       </w:pPr>
       <w:bookmarkStart w:id="22" w:name="_Toc243475009"/>
       <w:proofErr w:type="gramStart"/>
@@ -12415,12 +11897,6 @@
         <w:gridCol w:w="2700"/>
       </w:tblGrid>
       <w:tr>
-        <w:tblPrEx>
-          <w:tblCellMar>
-            <w:top w:w="0" w:type="dxa"/>
-            <w:bottom w:w="0" w:type="dxa"/>
-          </w:tblCellMar>
-        </w:tblPrEx>
         <w:trPr>
           <w:tblHeader/>
         </w:trPr>
@@ -12519,12 +11995,6 @@
         </w:tc>
       </w:tr>
       <w:tr>
-        <w:tblPrEx>
-          <w:tblCellMar>
-            <w:top w:w="0" w:type="dxa"/>
-            <w:bottom w:w="0" w:type="dxa"/>
-          </w:tblCellMar>
-        </w:tblPrEx>
         <w:trPr>
           <w:cantSplit/>
         </w:trPr>
@@ -12627,12 +12097,6 @@
         </w:tc>
       </w:tr>
       <w:tr>
-        <w:tblPrEx>
-          <w:tblCellMar>
-            <w:top w:w="0" w:type="dxa"/>
-            <w:bottom w:w="0" w:type="dxa"/>
-          </w:tblCellMar>
-        </w:tblPrEx>
         <w:trPr>
           <w:cantSplit/>
         </w:trPr>
@@ -12722,12 +12186,6 @@
         </w:tc>
       </w:tr>
       <w:tr>
-        <w:tblPrEx>
-          <w:tblCellMar>
-            <w:top w:w="0" w:type="dxa"/>
-            <w:bottom w:w="0" w:type="dxa"/>
-          </w:tblCellMar>
-        </w:tblPrEx>
         <w:trPr>
           <w:cantSplit/>
         </w:trPr>
@@ -12921,12 +12379,6 @@
         <w:gridCol w:w="9070"/>
       </w:tblGrid>
       <w:tr>
-        <w:tblPrEx>
-          <w:tblCellMar>
-            <w:top w:w="0" w:type="dxa"/>
-            <w:bottom w:w="0" w:type="dxa"/>
-          </w:tblCellMar>
-        </w:tblPrEx>
         <w:trPr>
           <w:trHeight w:val="3300"/>
         </w:trPr>
@@ -13049,7 +12501,7 @@
     </w:p>
     <w:p>
       <w:pPr>
-        <w:pStyle w:val="berschrift2"/>
+        <w:pStyle w:val="Heading2"/>
       </w:pPr>
       <w:bookmarkStart w:id="23" w:name="_Toc243475010"/>
       <w:proofErr w:type="gramStart"/>
@@ -13103,7 +12555,7 @@
     </w:p>
     <w:p>
       <w:pPr>
-        <w:pStyle w:val="berschrift1"/>
+        <w:pStyle w:val="Heading1"/>
       </w:pPr>
       <w:bookmarkStart w:id="24" w:name="_Toc243475011"/>
       <w:proofErr w:type="gramStart"/>
@@ -13127,7 +12579,7 @@
     </w:p>
     <w:p>
       <w:pPr>
-        <w:pStyle w:val="berschrift2"/>
+        <w:pStyle w:val="Heading2"/>
       </w:pPr>
       <w:bookmarkStart w:id="25" w:name="_Toc243475012"/>
       <w:proofErr w:type="gramStart"/>
@@ -13151,7 +12603,7 @@
     </w:p>
     <w:p>
       <w:pPr>
-        <w:pStyle w:val="berschrift2"/>
+        <w:pStyle w:val="Heading2"/>
       </w:pPr>
       <w:bookmarkStart w:id="26" w:name="_Toc243475013"/>
       <w:proofErr w:type="gramStart"/>
@@ -13184,7 +12636,7 @@
     </w:p>
     <w:p>
       <w:pPr>
-        <w:pStyle w:val="berschrift2"/>
+        <w:pStyle w:val="Heading2"/>
       </w:pPr>
       <w:bookmarkStart w:id="27" w:name="_Toc243475014"/>
       <w:proofErr w:type="gramStart"/>
@@ -13208,7 +12660,7 @@
     </w:p>
     <w:p>
       <w:pPr>
-        <w:pStyle w:val="berschrift2"/>
+        <w:pStyle w:val="Heading2"/>
       </w:pPr>
       <w:bookmarkStart w:id="28" w:name="_Toc243475015"/>
       <w:proofErr w:type="gramStart"/>
@@ -13232,7 +12684,7 @@
     </w:p>
     <w:p>
       <w:pPr>
-        <w:pStyle w:val="berschrift2"/>
+        <w:pStyle w:val="Heading2"/>
       </w:pPr>
       <w:bookmarkStart w:id="29" w:name="_Toc243475016"/>
       <w:proofErr w:type="gramStart"/>
@@ -13269,7 +12721,7 @@
     </w:p>
     <w:p>
       <w:pPr>
-        <w:pStyle w:val="berschrift2"/>
+        <w:pStyle w:val="Heading2"/>
       </w:pPr>
       <w:bookmarkStart w:id="30" w:name="_Toc243475017"/>
       <w:proofErr w:type="gramStart"/>
@@ -13313,7 +12765,7 @@
     </w:p>
     <w:p>
       <w:pPr>
-        <w:pStyle w:val="berschrift2"/>
+        <w:pStyle w:val="Heading2"/>
       </w:pPr>
       <w:bookmarkStart w:id="31" w:name="_Toc243475018"/>
       <w:proofErr w:type="gramStart"/>
@@ -13354,12 +12806,6 @@
         <w:gridCol w:w="5770"/>
       </w:tblGrid>
       <w:tr>
-        <w:tblPrEx>
-          <w:tblCellMar>
-            <w:top w:w="0" w:type="dxa"/>
-            <w:bottom w:w="0" w:type="dxa"/>
-          </w:tblCellMar>
-        </w:tblPrEx>
         <w:trPr>
           <w:tblHeader/>
         </w:trPr>
@@ -13427,12 +12873,6 @@
         </w:tc>
       </w:tr>
       <w:tr>
-        <w:tblPrEx>
-          <w:tblCellMar>
-            <w:top w:w="0" w:type="dxa"/>
-            <w:bottom w:w="0" w:type="dxa"/>
-          </w:tblCellMar>
-        </w:tblPrEx>
         <w:trPr>
           <w:cantSplit/>
         </w:trPr>
@@ -13492,12 +12932,6 @@
         </w:tc>
       </w:tr>
       <w:tr>
-        <w:tblPrEx>
-          <w:tblCellMar>
-            <w:top w:w="0" w:type="dxa"/>
-            <w:bottom w:w="0" w:type="dxa"/>
-          </w:tblCellMar>
-        </w:tblPrEx>
         <w:trPr>
           <w:cantSplit/>
         </w:trPr>
@@ -13559,12 +12993,6 @@
         </w:tc>
       </w:tr>
       <w:tr>
-        <w:tblPrEx>
-          <w:tblCellMar>
-            <w:top w:w="0" w:type="dxa"/>
-            <w:bottom w:w="0" w:type="dxa"/>
-          </w:tblCellMar>
-        </w:tblPrEx>
         <w:trPr>
           <w:cantSplit/>
         </w:trPr>
@@ -13624,12 +13052,6 @@
         </w:tc>
       </w:tr>
       <w:tr>
-        <w:tblPrEx>
-          <w:tblCellMar>
-            <w:top w:w="0" w:type="dxa"/>
-            <w:bottom w:w="0" w:type="dxa"/>
-          </w:tblCellMar>
-        </w:tblPrEx>
         <w:trPr>
           <w:cantSplit/>
         </w:trPr>
@@ -13691,12 +13113,6 @@
         </w:tc>
       </w:tr>
       <w:tr>
-        <w:tblPrEx>
-          <w:tblCellMar>
-            <w:top w:w="0" w:type="dxa"/>
-            <w:bottom w:w="0" w:type="dxa"/>
-          </w:tblCellMar>
-        </w:tblPrEx>
         <w:trPr>
           <w:cantSplit/>
         </w:trPr>
@@ -13756,12 +13172,6 @@
         </w:tc>
       </w:tr>
       <w:tr>
-        <w:tblPrEx>
-          <w:tblCellMar>
-            <w:top w:w="0" w:type="dxa"/>
-            <w:bottom w:w="0" w:type="dxa"/>
-          </w:tblCellMar>
-        </w:tblPrEx>
         <w:trPr>
           <w:cantSplit/>
         </w:trPr>
@@ -13860,7 +13270,7 @@
     </w:p>
     <w:p>
       <w:pPr>
-        <w:pStyle w:val="berschrift1"/>
+        <w:pStyle w:val="Heading1"/>
       </w:pPr>
       <w:bookmarkStart w:id="32" w:name="_Toc243475019"/>
       <w:proofErr w:type="gramStart"/>
@@ -13872,7 +13282,7 @@
     </w:p>
     <w:p>
       <w:pPr>
-        <w:pStyle w:val="berschrift2"/>
+        <w:pStyle w:val="Heading2"/>
       </w:pPr>
       <w:bookmarkStart w:id="33" w:name="_Toc243475020"/>
       <w:proofErr w:type="gramStart"/>
@@ -13911,7 +13321,7 @@
     </w:p>
     <w:p>
       <w:pPr>
-        <w:pStyle w:val="berschrift2"/>
+        <w:pStyle w:val="Heading2"/>
       </w:pPr>
       <w:bookmarkStart w:id="34" w:name="_Toc243475021"/>
       <w:proofErr w:type="gramStart"/>
@@ -13979,7 +13389,7 @@
     </w:p>
     <w:p>
       <w:pPr>
-        <w:pStyle w:val="berschrift2"/>
+        <w:pStyle w:val="Heading2"/>
       </w:pPr>
       <w:bookmarkStart w:id="35" w:name="_Toc243475022"/>
       <w:proofErr w:type="gramStart"/>
@@ -13994,7 +13404,7 @@
     </w:p>
     <w:p>
       <w:pPr>
-        <w:pStyle w:val="Listenabsatz"/>
+        <w:pStyle w:val="ListParagraph"/>
         <w:numPr>
           <w:ilvl w:val="0"/>
           <w:numId w:val="2"/>
@@ -14014,7 +13424,7 @@
     </w:p>
     <w:p>
       <w:pPr>
-        <w:pStyle w:val="Listenabsatz"/>
+        <w:pStyle w:val="ListParagraph"/>
         <w:numPr>
           <w:ilvl w:val="0"/>
           <w:numId w:val="2"/>
@@ -14034,7 +13444,7 @@
     </w:p>
     <w:p>
       <w:pPr>
-        <w:pStyle w:val="Listenabsatz"/>
+        <w:pStyle w:val="ListParagraph"/>
         <w:numPr>
           <w:ilvl w:val="0"/>
           <w:numId w:val="2"/>
@@ -14054,7 +13464,7 @@
     </w:p>
     <w:p>
       <w:pPr>
-        <w:pStyle w:val="Listenabsatz"/>
+        <w:pStyle w:val="ListParagraph"/>
         <w:numPr>
           <w:ilvl w:val="0"/>
           <w:numId w:val="2"/>
@@ -14074,7 +13484,7 @@
     </w:p>
     <w:p>
       <w:pPr>
-        <w:pStyle w:val="Listenabsatz"/>
+        <w:pStyle w:val="ListParagraph"/>
         <w:numPr>
           <w:ilvl w:val="0"/>
           <w:numId w:val="2"/>
@@ -14110,27 +13520,7 @@
     </w:p>
     <w:p>
       <w:pPr>
-        <w:pStyle w:val="Listenabsatz"/>
-        <w:numPr>
-          <w:ilvl w:val="0"/>
-          <w:numId w:val="2"/>
-        </w:numPr>
-        <w:spacing w:after="60"/>
-      </w:pPr>
-      <w:r>
-        <w:rPr>
-          <w:b/>
-          <w:bCs/>
-        </w:rPr>
-        <w:t>KI bewusst einsetzen.</w:t>
-      </w:r>
-      <w:r>
-        <w:t xml:space="preserve"> Für Prüfungen und Formulierungen ist sie hilfreich, die fachlichen Entscheidungen muss aber das Team treffen.</w:t>
-      </w:r>
-    </w:p>
-    <w:p>
-      <w:pPr>
-        <w:pStyle w:val="berschrift1"/>
+        <w:pStyle w:val="Heading1"/>
       </w:pPr>
       <w:bookmarkStart w:id="36" w:name="_Toc243475023"/>
       <w:proofErr w:type="gramStart"/>
@@ -14163,16 +13553,16 @@
         <w:jc w:val="both"/>
       </w:pPr>
       <w:r>
-        <w:t xml:space="preserve">Fachlich hat uns das Projekt gezeigt, wie groß das Automatisierungspotenzial in einem scheinbar einfachen Ablauf wie der Terminvergabe ist. Viele Schritte, die heute Telefonate und Papier erfordern, lassen sich in einer Plattform bündeln, ohne dass die Praxis die Kontrolle über ihren Kalender abgibt. </w:t>
+        <w:t xml:space="preserve">Fachlich hat uns das Projekt gezeigt, wie groß das Automatisierungspotenzial in einem scheinbar einfachen Ablauf wie der Terminvergabe ist. Viele Schritte, die heute Telefonate und Papier erfordern, lassen sich in einer Plattform bündeln, ohne dass die Praxis die Kontrolle über ihren Kalender abgibt. Methodisch haben wir vor allem gelernt, Modelle auf das Wesentliche zu reduzieren und verschiedene Diagrammarten konsequent aufeinander abzustimmen. Und als Team haben wir erlebt, wie viel </w:t>
       </w:r>
       <w:r>
         <w:lastRenderedPageBreak/>
-        <w:t>Methodisch haben wir vor allem gelernt, Modelle auf das Wesentliche zu reduzieren und verschiedene Diagrammarten konsequent aufeinander abzustimmen. Und als Team haben wir erlebt, wie viel einfacher die Arbeit wird, wenn es klare Regeln, klare Zuständigkeiten und einen gemeinsamen Ort für alle Ergebnisse gibt.</w:t>
-      </w:r>
-    </w:p>
-    <w:p>
-      <w:pPr>
-        <w:pStyle w:val="berschrift1"/>
+        <w:t>einfacher die Arbeit wird, wenn es klare Regeln, klare Zuständigkeiten und einen gemeinsamen Ort für alle Ergebnisse gibt.</w:t>
+      </w:r>
+    </w:p>
+    <w:p>
+      <w:pPr>
+        <w:pStyle w:val="Heading1"/>
         <w:pageBreakBefore/>
       </w:pPr>
       <w:bookmarkStart w:id="37" w:name="_Toc243475024"/>
@@ -14213,12 +13603,6 @@
         <w:gridCol w:w="5370"/>
       </w:tblGrid>
       <w:tr>
-        <w:tblPrEx>
-          <w:tblCellMar>
-            <w:top w:w="0" w:type="dxa"/>
-            <w:bottom w:w="0" w:type="dxa"/>
-          </w:tblCellMar>
-        </w:tblPrEx>
         <w:trPr>
           <w:tblHeader/>
         </w:trPr>
@@ -14286,12 +13670,6 @@
         </w:tc>
       </w:tr>
       <w:tr>
-        <w:tblPrEx>
-          <w:tblCellMar>
-            <w:top w:w="0" w:type="dxa"/>
-            <w:bottom w:w="0" w:type="dxa"/>
-          </w:tblCellMar>
-        </w:tblPrEx>
         <w:trPr>
           <w:cantSplit/>
         </w:trPr>
@@ -14324,9 +13702,8 @@
               <w:rPr>
                 <w:sz w:val="19"/>
                 <w:szCs w:val="19"/>
-                <w:highlight w:val="yellow"/>
-              </w:rPr>
-              <w:t>[Kurs]</w:t>
+              </w:rPr>
+              <w:t>WWI25B1</w:t>
             </w:r>
             <w:r>
               <w:rPr>
@@ -14339,16 +13716,15 @@
               <w:rPr>
                 <w:sz w:val="19"/>
                 <w:szCs w:val="19"/>
-                <w:highlight w:val="yellow"/>
-              </w:rPr>
-              <w:t>[Gruppe]</w:t>
-            </w:r>
-            <w:r>
-              <w:rPr>
-                <w:sz w:val="19"/>
-                <w:szCs w:val="19"/>
-              </w:rPr>
-              <w:t>.zip</w:t>
+              </w:rPr>
+              <w:t>Gruppe2.</w:t>
+            </w:r>
+            <w:r>
+              <w:rPr>
+                <w:sz w:val="19"/>
+                <w:szCs w:val="19"/>
+              </w:rPr>
+              <w:t>zip</w:t>
             </w:r>
           </w:p>
         </w:tc>
@@ -14406,12 +13782,6 @@
         </w:tc>
       </w:tr>
       <w:tr>
-        <w:tblPrEx>
-          <w:tblCellMar>
-            <w:top w:w="0" w:type="dxa"/>
-            <w:bottom w:w="0" w:type="dxa"/>
-          </w:tblCellMar>
-        </w:tblPrEx>
         <w:trPr>
           <w:cantSplit/>
         </w:trPr>
@@ -14445,9 +13815,8 @@
               <w:rPr>
                 <w:sz w:val="19"/>
                 <w:szCs w:val="19"/>
-                <w:highlight w:val="yellow"/>
-              </w:rPr>
-              <w:t>[Kurs]</w:t>
+              </w:rPr>
+              <w:t>WWI25B1</w:t>
             </w:r>
             <w:r>
               <w:rPr>
@@ -14460,36 +13829,16 @@
               <w:rPr>
                 <w:sz w:val="19"/>
                 <w:szCs w:val="19"/>
-                <w:highlight w:val="yellow"/>
-              </w:rPr>
-              <w:t>[Gruppe</w:t>
-            </w:r>
-            <w:proofErr w:type="gramStart"/>
-            <w:r>
-              <w:rPr>
-                <w:sz w:val="19"/>
-                <w:szCs w:val="19"/>
-                <w:highlight w:val="yellow"/>
-              </w:rPr>
-              <w:t>]</w:t>
-            </w:r>
-            <w:r>
-              <w:rPr>
-                <w:sz w:val="19"/>
-                <w:szCs w:val="19"/>
-              </w:rPr>
-              <w:t>.</w:t>
-            </w:r>
-            <w:proofErr w:type="spellStart"/>
-            <w:r>
-              <w:rPr>
-                <w:sz w:val="19"/>
-                <w:szCs w:val="19"/>
-              </w:rPr>
-              <w:t>vpp</w:t>
-            </w:r>
-            <w:proofErr w:type="spellEnd"/>
-            <w:proofErr w:type="gramEnd"/>
+              </w:rPr>
+              <w:t>Gruppe2</w:t>
+            </w:r>
+            <w:r>
+              <w:rPr>
+                <w:sz w:val="19"/>
+                <w:szCs w:val="19"/>
+              </w:rPr>
+              <w:t>.vpp</w:t>
+            </w:r>
           </w:p>
         </w:tc>
         <w:tc>
@@ -14531,12 +13880,6 @@
         </w:tc>
       </w:tr>
       <w:tr>
-        <w:tblPrEx>
-          <w:tblCellMar>
-            <w:top w:w="0" w:type="dxa"/>
-            <w:bottom w:w="0" w:type="dxa"/>
-          </w:tblCellMar>
-        </w:tblPrEx>
         <w:trPr>
           <w:cantSplit/>
         </w:trPr>
@@ -14569,9 +13912,8 @@
               <w:rPr>
                 <w:sz w:val="19"/>
                 <w:szCs w:val="19"/>
-                <w:highlight w:val="yellow"/>
-              </w:rPr>
-              <w:t>[Kurs]</w:t>
+              </w:rPr>
+              <w:t>WWI25B1</w:t>
             </w:r>
             <w:r>
               <w:rPr>
@@ -14584,16 +13926,22 @@
               <w:rPr>
                 <w:sz w:val="19"/>
                 <w:szCs w:val="19"/>
-                <w:highlight w:val="yellow"/>
-              </w:rPr>
-              <w:t>[Gruppe]</w:t>
-            </w:r>
-            <w:r>
-              <w:rPr>
-                <w:sz w:val="19"/>
-                <w:szCs w:val="19"/>
-              </w:rPr>
-              <w:t>.pdf</w:t>
+              </w:rPr>
+              <w:t>Gruppe2</w:t>
+            </w:r>
+            <w:r>
+              <w:rPr>
+                <w:sz w:val="19"/>
+                <w:szCs w:val="19"/>
+              </w:rPr>
+              <w:t>.</w:t>
+            </w:r>
+            <w:r>
+              <w:rPr>
+                <w:sz w:val="19"/>
+                <w:szCs w:val="19"/>
+              </w:rPr>
+              <w:t>pdf</w:t>
             </w:r>
           </w:p>
         </w:tc>
@@ -14626,12 +13974,6 @@
         </w:tc>
       </w:tr>
       <w:tr>
-        <w:tblPrEx>
-          <w:tblCellMar>
-            <w:top w:w="0" w:type="dxa"/>
-            <w:bottom w:w="0" w:type="dxa"/>
-          </w:tblCellMar>
-        </w:tblPrEx>
         <w:trPr>
           <w:cantSplit/>
         </w:trPr>
@@ -14659,7 +14001,14 @@
                 <w:sz w:val="19"/>
                 <w:szCs w:val="19"/>
               </w:rPr>
-              <w:t>Abschlusspräsentation (PDF)</w:t>
+              <w:t>Abschlusspräsentation</w:t>
+            </w:r>
+            <w:r>
+              <w:rPr>
+                <w:sz w:val="19"/>
+                <w:szCs w:val="19"/>
+              </w:rPr>
+              <w:t>_WWI25B1-Gruppe2.pdf</w:t>
             </w:r>
           </w:p>
         </w:tc>
@@ -14693,12 +14042,6 @@
         </w:tc>
       </w:tr>
       <w:tr>
-        <w:tblPrEx>
-          <w:tblCellMar>
-            <w:top w:w="0" w:type="dxa"/>
-            <w:bottom w:w="0" w:type="dxa"/>
-          </w:tblCellMar>
-        </w:tblPrEx>
         <w:trPr>
           <w:cantSplit/>
         </w:trPr>
@@ -14731,9 +14074,8 @@
               <w:rPr>
                 <w:sz w:val="19"/>
                 <w:szCs w:val="19"/>
-                <w:highlight w:val="yellow"/>
-              </w:rPr>
-              <w:t>[Kurs]</w:t>
+              </w:rPr>
+              <w:t>WWI25B1</w:t>
             </w:r>
             <w:r>
               <w:rPr>
@@ -14746,9 +14088,8 @@
               <w:rPr>
                 <w:sz w:val="19"/>
                 <w:szCs w:val="19"/>
-                <w:highlight w:val="yellow"/>
-              </w:rPr>
-              <w:t>[Gruppe]</w:t>
+              </w:rPr>
+              <w:t>Gruppe2</w:t>
             </w:r>
             <w:r>
               <w:rPr>
@@ -14831,10 +14172,10 @@
       </w:r>
     </w:p>
     <w:sectPr>
-      <w:headerReference w:type="default" r:id="rId10"/>
-      <w:footerReference w:type="default" r:id="rId11"/>
-      <w:headerReference w:type="first" r:id="rId12"/>
-      <w:footerReference w:type="first" r:id="rId13"/>
+      <w:headerReference w:type="default" r:id="rId11"/>
+      <w:footerReference w:type="default" r:id="rId12"/>
+      <w:headerReference w:type="first" r:id="rId13"/>
+      <w:footerReference w:type="first" r:id="rId14"/>
       <w:pgSz w:w="11906" w:h="16838"/>
       <w:pgMar w:top="1418" w:right="1418" w:bottom="1418" w:left="1418" w:header="708" w:footer="708" w:gutter="0"/>
       <w:cols w:space="720"/>
@@ -15664,11 +15005,11 @@
     <w:lsdException w:name="Unresolved Mention" w:semiHidden="1" w:unhideWhenUsed="1"/>
     <w:lsdException w:name="Smart Link" w:semiHidden="1" w:unhideWhenUsed="1"/>
   </w:latentStyles>
-  <w:style w:type="paragraph" w:default="1" w:styleId="Standard">
+  <w:style w:type="paragraph" w:default="1" w:styleId="Normal">
     <w:name w:val="Normal"/>
     <w:qFormat/>
   </w:style>
-  <w:style w:type="paragraph" w:styleId="berschrift1">
+  <w:style w:type="paragraph" w:styleId="Heading1">
     <w:name w:val="heading 1"/>
     <w:uiPriority w:val="9"/>
     <w:qFormat/>
@@ -15685,7 +15026,7 @@
       <w:szCs w:val="34"/>
     </w:rPr>
   </w:style>
-  <w:style w:type="paragraph" w:styleId="berschrift2">
+  <w:style w:type="paragraph" w:styleId="Heading2">
     <w:name w:val="heading 2"/>
     <w:uiPriority w:val="9"/>
     <w:unhideWhenUsed/>
@@ -15703,7 +15044,7 @@
       <w:szCs w:val="27"/>
     </w:rPr>
   </w:style>
-  <w:style w:type="paragraph" w:styleId="berschrift3">
+  <w:style w:type="paragraph" w:styleId="Heading3">
     <w:name w:val="heading 3"/>
     <w:uiPriority w:val="9"/>
     <w:unhideWhenUsed/>
@@ -15720,7 +15061,7 @@
       <w:szCs w:val="23"/>
     </w:rPr>
   </w:style>
-  <w:style w:type="paragraph" w:styleId="berschrift4">
+  <w:style w:type="paragraph" w:styleId="Heading4">
     <w:name w:val="heading 4"/>
     <w:uiPriority w:val="9"/>
     <w:semiHidden/>
@@ -15735,7 +15076,7 @@
       <w:color w:val="2E74B5"/>
     </w:rPr>
   </w:style>
-  <w:style w:type="paragraph" w:styleId="berschrift5">
+  <w:style w:type="paragraph" w:styleId="Heading5">
     <w:name w:val="heading 5"/>
     <w:uiPriority w:val="9"/>
     <w:semiHidden/>
@@ -15748,7 +15089,7 @@
       <w:color w:val="2E74B5"/>
     </w:rPr>
   </w:style>
-  <w:style w:type="paragraph" w:styleId="berschrift6">
+  <w:style w:type="paragraph" w:styleId="Heading6">
     <w:name w:val="heading 6"/>
     <w:uiPriority w:val="9"/>
     <w:semiHidden/>
@@ -15761,13 +15102,13 @@
       <w:color w:val="1F4D78"/>
     </w:rPr>
   </w:style>
-  <w:style w:type="character" w:default="1" w:styleId="Absatz-Standardschriftart">
+  <w:style w:type="character" w:default="1" w:styleId="DefaultParagraphFont">
     <w:name w:val="Default Paragraph Font"/>
     <w:uiPriority w:val="1"/>
     <w:semiHidden/>
     <w:unhideWhenUsed/>
   </w:style>
-  <w:style w:type="table" w:default="1" w:styleId="NormaleTabelle">
+  <w:style w:type="table" w:default="1" w:styleId="TableNormal">
     <w:name w:val="Normal Table"/>
     <w:uiPriority w:val="99"/>
     <w:semiHidden/>
@@ -15782,13 +15123,13 @@
       </w:tblCellMar>
     </w:tblPr>
   </w:style>
-  <w:style w:type="numbering" w:default="1" w:styleId="KeineListe">
+  <w:style w:type="numbering" w:default="1" w:styleId="NoList">
     <w:name w:val="No List"/>
     <w:uiPriority w:val="99"/>
     <w:semiHidden/>
     <w:unhideWhenUsed/>
   </w:style>
-  <w:style w:type="paragraph" w:styleId="Titel">
+  <w:style w:type="paragraph" w:styleId="Title">
     <w:name w:val="Title"/>
     <w:uiPriority w:val="10"/>
     <w:qFormat/>
@@ -15805,7 +15146,7 @@
       <w:bCs/>
     </w:rPr>
   </w:style>
-  <w:style w:type="paragraph" w:styleId="Listenabsatz">
+  <w:style w:type="paragraph" w:styleId="ListParagraph">
     <w:name w:val="List Paragraph"/>
     <w:qFormat/>
   </w:style>
@@ -15818,7 +15159,7 @@
       <w:u w:val="single"/>
     </w:rPr>
   </w:style>
-  <w:style w:type="character" w:styleId="Funotenzeichen">
+  <w:style w:type="character" w:styleId="FootnoteReference">
     <w:name w:val="footnote reference"/>
     <w:uiPriority w:val="99"/>
     <w:semiHidden/>
@@ -15827,9 +15168,9 @@
       <w:vertAlign w:val="superscript"/>
     </w:rPr>
   </w:style>
-  <w:style w:type="paragraph" w:styleId="Funotentext">
+  <w:style w:type="paragraph" w:styleId="FootnoteText">
     <w:name w:val="footnote text"/>
-    <w:link w:val="FunotentextZchn"/>
+    <w:link w:val="FootnoteTextChar"/>
     <w:uiPriority w:val="99"/>
     <w:semiHidden/>
     <w:unhideWhenUsed/>
@@ -15841,9 +15182,9 @@
       <w:szCs w:val="20"/>
     </w:rPr>
   </w:style>
-  <w:style w:type="character" w:customStyle="1" w:styleId="FunotentextZchn">
-    <w:name w:val="Fußnotentext Zchn"/>
-    <w:link w:val="Funotentext"/>
+  <w:style w:type="character" w:customStyle="1" w:styleId="FootnoteTextChar">
+    <w:name w:val="Footnote Text Char"/>
+    <w:link w:val="FootnoteText"/>
     <w:uiPriority w:val="99"/>
     <w:semiHidden/>
     <w:unhideWhenUsed/>
@@ -15852,10 +15193,10 @@
       <w:szCs w:val="20"/>
     </w:rPr>
   </w:style>
-  <w:style w:type="paragraph" w:styleId="Verzeichnis1">
+  <w:style w:type="paragraph" w:styleId="TOC1">
     <w:name w:val="toc 1"/>
-    <w:basedOn w:val="Standard"/>
-    <w:next w:val="Standard"/>
+    <w:basedOn w:val="Normal"/>
+    <w:next w:val="Normal"/>
     <w:autoRedefine/>
     <w:uiPriority w:val="39"/>
     <w:unhideWhenUsed/>
@@ -15864,10 +15205,10 @@
       <w:spacing w:after="100"/>
     </w:pPr>
   </w:style>
-  <w:style w:type="paragraph" w:styleId="Verzeichnis2">
+  <w:style w:type="paragraph" w:styleId="TOC2">
     <w:name w:val="toc 2"/>
-    <w:basedOn w:val="Standard"/>
-    <w:next w:val="Standard"/>
+    <w:basedOn w:val="Normal"/>
+    <w:next w:val="Normal"/>
     <w:autoRedefine/>
     <w:uiPriority w:val="39"/>
     <w:unhideWhenUsed/>
@@ -16193,4 +15534,10 @@
     </a:ext>
   </a:extLst>
 </a:theme>
+</file>
+
+<file path=docMetadata/LabelInfo.xml><?xml version="1.0" encoding="utf-8"?>
+<clbl:labelList xmlns:clbl="http://schemas.microsoft.com/office/2020/mipLabelMetadata">
+  <clbl:label id="{0cf7ac0a-4681-4823-ab0b-04ef02c5f873}" enabled="1" method="Standard" siteId="{42f7676c-f455-423c-82f6-dc2d99791af7}" contentBits="0" removed="0"/>
+</clbl:labelList>
 </file>